--- a/House Notes (Internal)/HN_ Newport Beach 1, 2, 3.docx
+++ b/House Notes (Internal)/HN_ Newport Beach 1, 2, 3.docx
@@ -196,7 +196,7 @@
       <w:pPr>
         <w:numPr>
           <w:ilvl w:val="0"/>
-          <w:numId w:val="14"/>
+          <w:numId w:val="13"/>
         </w:numPr>
         <w:spacing w:after="0" w:afterAutospacing="0" w:before="240" w:lineRule="auto"/>
         <w:ind w:left="720" w:hanging="360"/>
@@ -223,7 +223,7 @@
       <w:pPr>
         <w:numPr>
           <w:ilvl w:val="0"/>
-          <w:numId w:val="14"/>
+          <w:numId w:val="13"/>
         </w:numPr>
         <w:spacing w:after="0" w:afterAutospacing="0" w:before="0" w:beforeAutospacing="0" w:lineRule="auto"/>
         <w:ind w:left="720" w:hanging="360"/>
@@ -250,7 +250,7 @@
       <w:pPr>
         <w:numPr>
           <w:ilvl w:val="0"/>
-          <w:numId w:val="14"/>
+          <w:numId w:val="13"/>
         </w:numPr>
         <w:spacing w:after="240" w:before="0" w:beforeAutospacing="0" w:lineRule="auto"/>
         <w:ind w:left="720" w:hanging="360"/>
@@ -283,8 +283,8 @@
         <w:spacing w:after="30" w:before="30" w:lineRule="auto"/>
         <w:rPr>
           <w:rFonts w:ascii="Roboto" w:cs="Roboto" w:eastAsia="Roboto" w:hAnsi="Roboto"/>
-          <w:sz w:val="24"/>
-          <w:szCs w:val="24"/>
+          <w:sz w:val="20"/>
+          <w:szCs w:val="20"/>
         </w:rPr>
       </w:pPr>
       <w:r>
@@ -295,7 +295,345 @@
           <w:rtl w:val="0"/>
         </w:rPr>
         <w:br w:type="textWrapping"/>
-        <w:t xml:space="preserve">From Breezeway:</w:t>
+      </w:r>
+      <w:r>
+        <w:rPr>
+          <w:rFonts w:ascii="Roboto" w:cs="Roboto" w:eastAsia="Roboto" w:hAnsi="Roboto"/>
+          <w:sz w:val="20"/>
+          <w:szCs w:val="20"/>
+          <w:rtl w:val="0"/>
+        </w:rPr>
+        <w:t xml:space="preserve">Notes on which amenities are available : </w:t>
+      </w:r>
+    </w:p>
+    <w:p>
+      <w:pPr>
+        <w:numPr>
+          <w:ilvl w:val="0"/>
+          <w:numId w:val="3"/>
+        </w:numPr>
+        <w:spacing w:after="0" w:afterAutospacing="0" w:before="240" w:lineRule="auto"/>
+        <w:ind w:left="720" w:hanging="360"/>
+        <w:rPr>
+          <w:rFonts w:ascii="Roboto" w:cs="Roboto" w:eastAsia="Roboto" w:hAnsi="Roboto"/>
+          <w:sz w:val="20"/>
+          <w:szCs w:val="20"/>
+        </w:rPr>
+      </w:pPr>
+      <w:r>
+        <w:rPr>
+          <w:rFonts w:ascii="Roboto" w:cs="Roboto" w:eastAsia="Roboto" w:hAnsi="Roboto"/>
+          <w:sz w:val="20"/>
+          <w:szCs w:val="20"/>
+          <w:rtl w:val="0"/>
+        </w:rPr>
+        <w:t xml:space="preserve">3 bedroom unit: </w:t>
+      </w:r>
+    </w:p>
+    <w:p>
+      <w:pPr>
+        <w:numPr>
+          <w:ilvl w:val="1"/>
+          <w:numId w:val="3"/>
+        </w:numPr>
+        <w:spacing w:after="0" w:afterAutospacing="0" w:before="0" w:beforeAutospacing="0" w:lineRule="auto"/>
+        <w:ind w:left="1440" w:hanging="360"/>
+        <w:rPr>
+          <w:rFonts w:ascii="Roboto" w:cs="Roboto" w:eastAsia="Roboto" w:hAnsi="Roboto"/>
+          <w:sz w:val="20"/>
+          <w:szCs w:val="20"/>
+        </w:rPr>
+      </w:pPr>
+      <w:r>
+        <w:rPr>
+          <w:rFonts w:ascii="Roboto" w:cs="Roboto" w:eastAsia="Roboto" w:hAnsi="Roboto"/>
+          <w:sz w:val="20"/>
+          <w:szCs w:val="20"/>
+          <w:rtl w:val="0"/>
+        </w:rPr>
+        <w:t xml:space="preserve">3 small fans in hallway closet</w:t>
+      </w:r>
+    </w:p>
+    <w:p>
+      <w:pPr>
+        <w:numPr>
+          <w:ilvl w:val="1"/>
+          <w:numId w:val="3"/>
+        </w:numPr>
+        <w:spacing w:after="0" w:afterAutospacing="0" w:before="0" w:beforeAutospacing="0" w:lineRule="auto"/>
+        <w:ind w:left="1440" w:hanging="360"/>
+        <w:rPr>
+          <w:rFonts w:ascii="Roboto" w:cs="Roboto" w:eastAsia="Roboto" w:hAnsi="Roboto"/>
+          <w:sz w:val="20"/>
+          <w:szCs w:val="20"/>
+        </w:rPr>
+      </w:pPr>
+      <w:r>
+        <w:rPr>
+          <w:rFonts w:ascii="Roboto" w:cs="Roboto" w:eastAsia="Roboto" w:hAnsi="Roboto"/>
+          <w:sz w:val="20"/>
+          <w:szCs w:val="20"/>
+          <w:rtl w:val="0"/>
+        </w:rPr>
+        <w:t xml:space="preserve">Box fan in cabinets above closet in twin bedroom m</w:t>
+      </w:r>
+    </w:p>
+    <w:p>
+      <w:pPr>
+        <w:numPr>
+          <w:ilvl w:val="1"/>
+          <w:numId w:val="3"/>
+        </w:numPr>
+        <w:spacing w:after="0" w:afterAutospacing="0" w:before="0" w:beforeAutospacing="0" w:lineRule="auto"/>
+        <w:ind w:left="1440" w:hanging="360"/>
+        <w:rPr>
+          <w:rFonts w:ascii="Roboto" w:cs="Roboto" w:eastAsia="Roboto" w:hAnsi="Roboto"/>
+          <w:sz w:val="20"/>
+          <w:szCs w:val="20"/>
+        </w:rPr>
+      </w:pPr>
+      <w:r>
+        <w:rPr>
+          <w:rFonts w:ascii="Roboto" w:cs="Roboto" w:eastAsia="Roboto" w:hAnsi="Roboto"/>
+          <w:sz w:val="20"/>
+          <w:szCs w:val="20"/>
+          <w:rtl w:val="0"/>
+        </w:rPr>
+        <w:t xml:space="preserve">Ac in twin bedroom closet</w:t>
+      </w:r>
+    </w:p>
+    <w:p>
+      <w:pPr>
+        <w:numPr>
+          <w:ilvl w:val="1"/>
+          <w:numId w:val="3"/>
+        </w:numPr>
+        <w:spacing w:after="0" w:afterAutospacing="0" w:before="0" w:beforeAutospacing="0" w:lineRule="auto"/>
+        <w:ind w:left="1440" w:hanging="360"/>
+        <w:rPr>
+          <w:rFonts w:ascii="Roboto" w:cs="Roboto" w:eastAsia="Roboto" w:hAnsi="Roboto"/>
+          <w:sz w:val="20"/>
+          <w:szCs w:val="20"/>
+        </w:rPr>
+      </w:pPr>
+      <w:r>
+        <w:rPr>
+          <w:rFonts w:ascii="Roboto" w:cs="Roboto" w:eastAsia="Roboto" w:hAnsi="Roboto"/>
+          <w:sz w:val="20"/>
+          <w:szCs w:val="20"/>
+          <w:rtl w:val="0"/>
+        </w:rPr>
+        <w:t xml:space="preserve">2x portable Ac units in primary bedroom closet </w:t>
+      </w:r>
+    </w:p>
+    <w:p>
+      <w:pPr>
+        <w:numPr>
+          <w:ilvl w:val="1"/>
+          <w:numId w:val="3"/>
+        </w:numPr>
+        <w:spacing w:after="0" w:afterAutospacing="0" w:before="0" w:beforeAutospacing="0" w:lineRule="auto"/>
+        <w:ind w:left="1440" w:hanging="360"/>
+        <w:rPr>
+          <w:rFonts w:ascii="Roboto" w:cs="Roboto" w:eastAsia="Roboto" w:hAnsi="Roboto"/>
+          <w:sz w:val="20"/>
+          <w:szCs w:val="20"/>
+        </w:rPr>
+      </w:pPr>
+      <w:r>
+        <w:rPr>
+          <w:rFonts w:ascii="Roboto" w:cs="Roboto" w:eastAsia="Roboto" w:hAnsi="Roboto"/>
+          <w:sz w:val="20"/>
+          <w:szCs w:val="20"/>
+          <w:rtl w:val="0"/>
+        </w:rPr>
+        <w:t xml:space="preserve">Space heater in twin bedroom closet </w:t>
+      </w:r>
+    </w:p>
+    <w:p>
+      <w:pPr>
+        <w:numPr>
+          <w:ilvl w:val="1"/>
+          <w:numId w:val="3"/>
+        </w:numPr>
+        <w:spacing w:after="0" w:afterAutospacing="0" w:before="0" w:beforeAutospacing="0" w:lineRule="auto"/>
+        <w:ind w:left="1440" w:hanging="360"/>
+        <w:rPr>
+          <w:rFonts w:ascii="Roboto" w:cs="Roboto" w:eastAsia="Roboto" w:hAnsi="Roboto"/>
+          <w:sz w:val="20"/>
+          <w:szCs w:val="20"/>
+        </w:rPr>
+      </w:pPr>
+      <w:r>
+        <w:rPr>
+          <w:rFonts w:ascii="Roboto" w:cs="Roboto" w:eastAsia="Roboto" w:hAnsi="Roboto"/>
+          <w:sz w:val="20"/>
+          <w:szCs w:val="20"/>
+          <w:rtl w:val="0"/>
+        </w:rPr>
+        <w:t xml:space="preserve">Space heater is primary bedroom closet</w:t>
+      </w:r>
+    </w:p>
+    <w:p>
+      <w:pPr>
+        <w:numPr>
+          <w:ilvl w:val="1"/>
+          <w:numId w:val="3"/>
+        </w:numPr>
+        <w:spacing w:after="0" w:afterAutospacing="0" w:before="0" w:beforeAutospacing="0" w:lineRule="auto"/>
+        <w:ind w:left="1440" w:hanging="360"/>
+        <w:rPr>
+          <w:rFonts w:ascii="Roboto" w:cs="Roboto" w:eastAsia="Roboto" w:hAnsi="Roboto"/>
+          <w:sz w:val="20"/>
+          <w:szCs w:val="20"/>
+        </w:rPr>
+      </w:pPr>
+      <w:r>
+        <w:rPr>
+          <w:rFonts w:ascii="Roboto" w:cs="Roboto" w:eastAsia="Roboto" w:hAnsi="Roboto"/>
+          <w:sz w:val="20"/>
+          <w:szCs w:val="20"/>
+          <w:rtl w:val="0"/>
+        </w:rPr>
+        <w:t xml:space="preserve">Extra fridge filters in far right hand drawer in kitchen </w:t>
+      </w:r>
+    </w:p>
+    <w:p>
+      <w:pPr>
+        <w:numPr>
+          <w:ilvl w:val="0"/>
+          <w:numId w:val="3"/>
+        </w:numPr>
+        <w:spacing w:after="0" w:afterAutospacing="0" w:before="0" w:beforeAutospacing="0" w:lineRule="auto"/>
+        <w:ind w:left="720" w:hanging="360"/>
+        <w:rPr>
+          <w:rFonts w:ascii="Roboto" w:cs="Roboto" w:eastAsia="Roboto" w:hAnsi="Roboto"/>
+          <w:sz w:val="20"/>
+          <w:szCs w:val="20"/>
+        </w:rPr>
+      </w:pPr>
+      <w:r>
+        <w:rPr>
+          <w:rFonts w:ascii="Roboto" w:cs="Roboto" w:eastAsia="Roboto" w:hAnsi="Roboto"/>
+          <w:sz w:val="20"/>
+          <w:szCs w:val="20"/>
+          <w:rtl w:val="0"/>
+        </w:rPr>
+        <w:t xml:space="preserve">2 bedroom unit: </w:t>
+      </w:r>
+    </w:p>
+    <w:p>
+      <w:pPr>
+        <w:numPr>
+          <w:ilvl w:val="1"/>
+          <w:numId w:val="3"/>
+        </w:numPr>
+        <w:spacing w:after="0" w:afterAutospacing="0" w:before="0" w:beforeAutospacing="0" w:lineRule="auto"/>
+        <w:ind w:left="1440" w:hanging="360"/>
+        <w:rPr>
+          <w:rFonts w:ascii="Roboto" w:cs="Roboto" w:eastAsia="Roboto" w:hAnsi="Roboto"/>
+          <w:sz w:val="20"/>
+          <w:szCs w:val="20"/>
+        </w:rPr>
+      </w:pPr>
+      <w:r>
+        <w:rPr>
+          <w:rFonts w:ascii="Roboto" w:cs="Roboto" w:eastAsia="Roboto" w:hAnsi="Roboto"/>
+          <w:sz w:val="20"/>
+          <w:szCs w:val="20"/>
+          <w:rtl w:val="0"/>
+        </w:rPr>
+        <w:t xml:space="preserve">pack n play</w:t>
+      </w:r>
+    </w:p>
+    <w:p>
+      <w:pPr>
+        <w:numPr>
+          <w:ilvl w:val="1"/>
+          <w:numId w:val="3"/>
+        </w:numPr>
+        <w:spacing w:after="0" w:afterAutospacing="0" w:before="0" w:beforeAutospacing="0" w:lineRule="auto"/>
+        <w:ind w:left="1440" w:hanging="360"/>
+        <w:rPr>
+          <w:rFonts w:ascii="Roboto" w:cs="Roboto" w:eastAsia="Roboto" w:hAnsi="Roboto"/>
+          <w:sz w:val="20"/>
+          <w:szCs w:val="20"/>
+        </w:rPr>
+      </w:pPr>
+      <w:r>
+        <w:rPr>
+          <w:rFonts w:ascii="Roboto" w:cs="Roboto" w:eastAsia="Roboto" w:hAnsi="Roboto"/>
+          <w:sz w:val="20"/>
+          <w:szCs w:val="20"/>
+          <w:rtl w:val="0"/>
+        </w:rPr>
+        <w:t xml:space="preserve">space heater</w:t>
+      </w:r>
+    </w:p>
+    <w:p>
+      <w:pPr>
+        <w:numPr>
+          <w:ilvl w:val="1"/>
+          <w:numId w:val="3"/>
+        </w:numPr>
+        <w:spacing w:after="240" w:before="0" w:beforeAutospacing="0" w:lineRule="auto"/>
+        <w:ind w:left="1440" w:hanging="360"/>
+        <w:rPr>
+          <w:rFonts w:ascii="Roboto" w:cs="Roboto" w:eastAsia="Roboto" w:hAnsi="Roboto"/>
+          <w:sz w:val="20"/>
+          <w:szCs w:val="20"/>
+        </w:rPr>
+      </w:pPr>
+      <w:r>
+        <w:rPr>
+          <w:rFonts w:ascii="Roboto" w:cs="Roboto" w:eastAsia="Roboto" w:hAnsi="Roboto"/>
+          <w:sz w:val="20"/>
+          <w:szCs w:val="20"/>
+          <w:rtl w:val="0"/>
+        </w:rPr>
+        <w:t xml:space="preserve">2 bedroom WiFi speed: 90/70 mbps download/upload  </w:t>
+      </w:r>
+    </w:p>
+    <w:p>
+      <w:pPr>
+        <w:spacing w:after="30" w:before="30" w:lineRule="auto"/>
+        <w:rPr>
+          <w:rFonts w:ascii="Roboto" w:cs="Roboto" w:eastAsia="Roboto" w:hAnsi="Roboto"/>
+          <w:sz w:val="24"/>
+          <w:szCs w:val="24"/>
+        </w:rPr>
+      </w:pPr>
+      <w:r>
+        <w:rPr>
+          <w:rtl w:val="0"/>
+        </w:rPr>
+      </w:r>
+    </w:p>
+    <w:p>
+      <w:pPr>
+        <w:pStyle w:val="Heading1"/>
+        <w:keepNext w:val="0"/>
+        <w:keepLines w:val="0"/>
+        <w:shd w:fill="ffffff" w:val="clear"/>
+        <w:spacing w:after="80" w:lineRule="auto"/>
+        <w:rPr>
+          <w:rFonts w:ascii="Roboto" w:cs="Roboto" w:eastAsia="Roboto" w:hAnsi="Roboto"/>
+          <w:sz w:val="24"/>
+          <w:szCs w:val="24"/>
+        </w:rPr>
+      </w:pPr>
+      <w:bookmarkStart w:colFirst="0" w:colLast="0" w:name="_i9oj542c1luk" w:id="1"/>
+      <w:bookmarkEnd w:id="1"/>
+      <w:r>
+        <w:rPr>
+          <w:rtl w:val="0"/>
+        </w:rPr>
+        <w:t xml:space="preserve">Guest Access</w:t>
+      </w:r>
+      <w:r>
+        <w:rPr>
+          <w:rtl w:val="0"/>
+        </w:rPr>
       </w:r>
     </w:p>
     <w:p>
@@ -420,7 +758,7 @@
           <w:szCs w:val="24"/>
           <w:rtl w:val="0"/>
         </w:rPr>
-        <w:t xml:space="preserve">Padlock on garage: 5482 (R), 4482 (L)</w:t>
+        <w:t xml:space="preserve">Padlock on garage: 5482 (R), 4482 (L)  (Sometimes these locks slip so they can try 3482)</w:t>
       </w:r>
     </w:p>
     <w:p>
@@ -524,8 +862,10 @@
         <w:spacing w:after="30" w:before="30" w:lineRule="auto"/>
         <w:rPr>
           <w:rFonts w:ascii="Roboto" w:cs="Roboto" w:eastAsia="Roboto" w:hAnsi="Roboto"/>
-          <w:sz w:val="24"/>
-          <w:szCs w:val="24"/>
+          <w:color w:val="1155cc"/>
+          <w:sz w:val="24"/>
+          <w:szCs w:val="24"/>
+          <w:u w:val="single"/>
         </w:rPr>
       </w:pPr>
       <w:r>
@@ -537,44 +877,1276 @@
         </w:rPr>
         <w:t xml:space="preserve">The cleaning code is 2158. This works for all 3 units.  </w:t>
       </w:r>
-    </w:p>
-    <w:p>
-      <w:pPr>
+      <w:r>
+        <w:rPr>
+          <w:rtl w:val="0"/>
+        </w:rPr>
+      </w:r>
+    </w:p>
+    <w:p>
+      <w:pPr>
+        <w:spacing w:after="240" w:before="240" w:lineRule="auto"/>
+        <w:rPr>
+          <w:rFonts w:ascii="Roboto" w:cs="Roboto" w:eastAsia="Roboto" w:hAnsi="Roboto"/>
+          <w:sz w:val="24"/>
+          <w:szCs w:val="24"/>
+        </w:rPr>
+      </w:pPr>
+      <w:r>
+        <w:rPr>
+          <w:rFonts w:ascii="Roboto" w:cs="Roboto" w:eastAsia="Roboto" w:hAnsi="Roboto"/>
+          <w:sz w:val="24"/>
+          <w:szCs w:val="24"/>
+          <w:rtl w:val="0"/>
+        </w:rPr>
+        <w:t xml:space="preserve">The cleaning code is 2158. This works for all 3 units.</w:t>
+      </w:r>
+    </w:p>
+    <w:p>
+      <w:pPr>
+        <w:spacing w:after="240" w:before="240" w:lineRule="auto"/>
+        <w:rPr>
+          <w:rFonts w:ascii="Roboto" w:cs="Roboto" w:eastAsia="Roboto" w:hAnsi="Roboto"/>
+          <w:sz w:val="24"/>
+          <w:szCs w:val="24"/>
+        </w:rPr>
+      </w:pPr>
+      <w:r>
+        <w:rPr>
+          <w:rFonts w:ascii="Roboto" w:cs="Roboto" w:eastAsia="Roboto" w:hAnsi="Roboto"/>
+          <w:sz w:val="24"/>
+          <w:szCs w:val="24"/>
+          <w:rtl w:val="0"/>
+        </w:rPr>
+        <w:t xml:space="preserve">STUDIO: Unit #3. The door to enter is on the side opposite of the beach, in between the outdoor table and outdoor shower.</w:t>
+      </w:r>
+    </w:p>
+    <w:p>
+      <w:pPr>
+        <w:spacing w:after="240" w:before="240" w:lineRule="auto"/>
+        <w:rPr>
+          <w:rFonts w:ascii="Roboto" w:cs="Roboto" w:eastAsia="Roboto" w:hAnsi="Roboto"/>
+          <w:sz w:val="24"/>
+          <w:szCs w:val="24"/>
+        </w:rPr>
+      </w:pPr>
+      <w:r>
+        <w:rPr>
+          <w:rFonts w:ascii="Roboto" w:cs="Roboto" w:eastAsia="Roboto" w:hAnsi="Roboto"/>
+          <w:sz w:val="24"/>
+          <w:szCs w:val="24"/>
+          <w:rtl w:val="0"/>
+        </w:rPr>
+        <w:t xml:space="preserve">2 BEDROOM: Unit #2. The door to enter is at the top of the stairs, on the same side of the house as the beach.</w:t>
+      </w:r>
+    </w:p>
+    <w:p>
+      <w:pPr>
+        <w:spacing w:after="240" w:before="240" w:lineRule="auto"/>
+        <w:rPr>
+          <w:rFonts w:ascii="Roboto" w:cs="Roboto" w:eastAsia="Roboto" w:hAnsi="Roboto"/>
+          <w:sz w:val="24"/>
+          <w:szCs w:val="24"/>
+        </w:rPr>
+      </w:pPr>
+      <w:r>
+        <w:rPr>
+          <w:rFonts w:ascii="Roboto" w:cs="Roboto" w:eastAsia="Roboto" w:hAnsi="Roboto"/>
+          <w:sz w:val="24"/>
+          <w:szCs w:val="24"/>
+          <w:rtl w:val="0"/>
+        </w:rPr>
+        <w:t xml:space="preserve">3 BEDROOM: Unit #1. There are 2 doors to enter. The double doors off of the street. Or, the door at the top of the stairs, on the same side of the house as the beach.</w:t>
+      </w:r>
+    </w:p>
+    <w:p>
+      <w:pPr>
+        <w:pStyle w:val="Heading1"/>
+        <w:keepNext w:val="0"/>
+        <w:keepLines w:val="0"/>
+        <w:spacing w:before="480" w:lineRule="auto"/>
+        <w:rPr>
+          <w:rFonts w:ascii="Roboto" w:cs="Roboto" w:eastAsia="Roboto" w:hAnsi="Roboto"/>
+          <w:b w:val="1"/>
+          <w:sz w:val="46"/>
+          <w:szCs w:val="46"/>
+        </w:rPr>
+      </w:pPr>
+      <w:bookmarkStart w:colFirst="0" w:colLast="0" w:name="_ve06cafm04o3" w:id="2"/>
+      <w:bookmarkEnd w:id="2"/>
+      <w:r>
+        <w:rPr>
+          <w:rFonts w:ascii="Roboto" w:cs="Roboto" w:eastAsia="Roboto" w:hAnsi="Roboto"/>
+          <w:b w:val="1"/>
+          <w:sz w:val="46"/>
+          <w:szCs w:val="46"/>
+          <w:rtl w:val="0"/>
+        </w:rPr>
+        <w:t xml:space="preserve">OTHER HELPFUL INFO:</w:t>
+      </w:r>
+    </w:p>
+    <w:p>
+      <w:pPr>
+        <w:spacing w:after="240" w:before="240" w:lineRule="auto"/>
+        <w:rPr>
+          <w:rFonts w:ascii="Roboto" w:cs="Roboto" w:eastAsia="Roboto" w:hAnsi="Roboto"/>
+          <w:sz w:val="24"/>
+          <w:szCs w:val="24"/>
+        </w:rPr>
+      </w:pPr>
+      <w:r>
+        <w:rPr>
+          <w:rFonts w:ascii="Roboto" w:cs="Roboto" w:eastAsia="Roboto" w:hAnsi="Roboto"/>
+          <w:b w:val="1"/>
+          <w:sz w:val="24"/>
+          <w:szCs w:val="24"/>
+          <w:rtl w:val="0"/>
+        </w:rPr>
+        <w:t xml:space="preserve">LAUNDRY ROOM: </w:t>
+      </w:r>
+      <w:r>
+        <w:rPr>
+          <w:rFonts w:ascii="Roboto" w:cs="Roboto" w:eastAsia="Roboto" w:hAnsi="Roboto"/>
+          <w:sz w:val="24"/>
+          <w:szCs w:val="24"/>
+          <w:rtl w:val="0"/>
+        </w:rPr>
+        <w:t xml:space="preserve">Code is 3299. Located on the beach facing side of the building with a sign that says “Laundry”. There should be bags of clean sheets/towels for each unit here. There are also bins under the table with more restock.</w:t>
+      </w:r>
+    </w:p>
+    <w:p>
+      <w:pPr>
+        <w:spacing w:after="240" w:before="240" w:lineRule="auto"/>
+        <w:rPr>
+          <w:rFonts w:ascii="Roboto" w:cs="Roboto" w:eastAsia="Roboto" w:hAnsi="Roboto"/>
+          <w:sz w:val="24"/>
+          <w:szCs w:val="24"/>
+        </w:rPr>
+      </w:pPr>
+      <w:r>
+        <w:rPr>
+          <w:rFonts w:ascii="Roboto" w:cs="Roboto" w:eastAsia="Roboto" w:hAnsi="Roboto"/>
+          <w:sz w:val="24"/>
+          <w:szCs w:val="24"/>
+          <w:rtl w:val="0"/>
+        </w:rPr>
+        <w:t xml:space="preserve">$2.25 per load. Laundry room is marked at bottom of stairs on beach facing side of building. </w:t>
+      </w:r>
+    </w:p>
+    <w:p>
+      <w:pPr>
+        <w:spacing w:after="240" w:before="240" w:lineRule="auto"/>
+        <w:rPr>
+          <w:rFonts w:ascii="Roboto" w:cs="Roboto" w:eastAsia="Roboto" w:hAnsi="Roboto"/>
+          <w:sz w:val="24"/>
+          <w:szCs w:val="24"/>
+        </w:rPr>
+      </w:pPr>
+      <w:r>
+        <w:rPr>
+          <w:rFonts w:ascii="Roboto" w:cs="Roboto" w:eastAsia="Roboto" w:hAnsi="Roboto"/>
+          <w:sz w:val="24"/>
+          <w:szCs w:val="24"/>
+          <w:rtl w:val="0"/>
+        </w:rPr>
+        <w:t xml:space="preserve">If we ever have maintenance trouble with the machines, text or call Jeff (number below). </w:t>
+      </w:r>
+    </w:p>
+    <w:p>
+      <w:pPr>
+        <w:spacing w:after="240" w:before="240" w:lineRule="auto"/>
+        <w:rPr>
+          <w:rFonts w:ascii="Roboto" w:cs="Roboto" w:eastAsia="Roboto" w:hAnsi="Roboto"/>
+          <w:sz w:val="24"/>
+          <w:szCs w:val="24"/>
+        </w:rPr>
+      </w:pPr>
+      <w:r>
+        <w:rPr>
+          <w:rFonts w:ascii="Roboto" w:cs="Roboto" w:eastAsia="Roboto" w:hAnsi="Roboto"/>
+          <w:sz w:val="24"/>
+          <w:szCs w:val="24"/>
+          <w:rtl w:val="0"/>
+        </w:rPr>
+        <w:t xml:space="preserve">He owns the machines and is responsible for emptying quarters when full. If full, then it won't take quarters.</w:t>
+      </w:r>
+    </w:p>
+    <w:p>
+      <w:pPr>
+        <w:spacing w:after="240" w:before="240" w:lineRule="auto"/>
+        <w:rPr>
+          <w:rFonts w:ascii="Roboto" w:cs="Roboto" w:eastAsia="Roboto" w:hAnsi="Roboto"/>
+          <w:sz w:val="24"/>
+          <w:szCs w:val="24"/>
+        </w:rPr>
+      </w:pPr>
+      <w:r>
+        <w:rPr>
+          <w:rFonts w:ascii="Roboto" w:cs="Roboto" w:eastAsia="Roboto" w:hAnsi="Roboto"/>
+          <w:sz w:val="24"/>
+          <w:szCs w:val="24"/>
+          <w:rtl w:val="0"/>
+        </w:rPr>
+        <w:t xml:space="preserve">Laundry guy: Jeff - (He services the coin operated machines) -(714) 612-6355</w:t>
+      </w:r>
+    </w:p>
+    <w:p>
+      <w:pPr>
+        <w:spacing w:after="240" w:before="240" w:lineRule="auto"/>
+        <w:rPr>
+          <w:rFonts w:ascii="Roboto" w:cs="Roboto" w:eastAsia="Roboto" w:hAnsi="Roboto"/>
+          <w:sz w:val="24"/>
+          <w:szCs w:val="24"/>
+        </w:rPr>
+      </w:pPr>
+      <w:r>
+        <w:rPr>
+          <w:rtl w:val="0"/>
+        </w:rPr>
+      </w:r>
+    </w:p>
+    <w:p>
+      <w:pPr>
+        <w:spacing w:after="240" w:before="240" w:lineRule="auto"/>
+        <w:rPr>
+          <w:rFonts w:ascii="Roboto" w:cs="Roboto" w:eastAsia="Roboto" w:hAnsi="Roboto"/>
+          <w:b w:val="1"/>
+          <w:sz w:val="24"/>
+          <w:szCs w:val="24"/>
+        </w:rPr>
+      </w:pPr>
+      <w:r>
+        <w:rPr>
+          <w:rFonts w:ascii="Roboto" w:cs="Roboto" w:eastAsia="Roboto" w:hAnsi="Roboto"/>
+          <w:b w:val="1"/>
+          <w:sz w:val="24"/>
+          <w:szCs w:val="24"/>
+          <w:rtl w:val="0"/>
+        </w:rPr>
+        <w:t xml:space="preserve">MISC:</w:t>
+      </w:r>
+    </w:p>
+    <w:p>
+      <w:pPr>
+        <w:spacing w:after="240" w:before="240" w:lineRule="auto"/>
+        <w:rPr>
+          <w:rFonts w:ascii="Roboto" w:cs="Roboto" w:eastAsia="Roboto" w:hAnsi="Roboto"/>
+          <w:sz w:val="24"/>
+          <w:szCs w:val="24"/>
+        </w:rPr>
+      </w:pPr>
+      <w:r>
+        <w:rPr>
+          <w:rFonts w:ascii="Roboto" w:cs="Roboto" w:eastAsia="Roboto" w:hAnsi="Roboto"/>
+          <w:sz w:val="24"/>
+          <w:szCs w:val="24"/>
+          <w:rtl w:val="0"/>
+        </w:rPr>
+        <w:t xml:space="preserve">CODES ON CHAIRS: There are Locks on chairs on front porch to keep them from being stolen. These codes are: 2020, 0510</w:t>
+      </w:r>
+    </w:p>
+    <w:p>
+      <w:pPr>
+        <w:spacing w:after="240" w:before="240" w:lineRule="auto"/>
+        <w:rPr>
+          <w:rFonts w:ascii="Roboto" w:cs="Roboto" w:eastAsia="Roboto" w:hAnsi="Roboto"/>
+          <w:sz w:val="24"/>
+          <w:szCs w:val="24"/>
+        </w:rPr>
+      </w:pPr>
+      <w:r>
+        <w:rPr>
+          <w:rFonts w:ascii="Roboto" w:cs="Roboto" w:eastAsia="Roboto" w:hAnsi="Roboto"/>
+          <w:sz w:val="24"/>
+          <w:szCs w:val="24"/>
+          <w:rtl w:val="0"/>
+        </w:rPr>
+        <w:t xml:space="preserve">FRIDGE FILTER for 3 BEDROOM: Whirlpool Fridge, Water Filter 1 Everydrop, Mod. WRF560SEYM05, FreshFlow air filter </w:t>
+      </w:r>
+    </w:p>
+    <w:p>
+      <w:pPr>
+        <w:spacing w:after="240" w:before="240" w:lineRule="auto"/>
+        <w:rPr>
+          <w:rFonts w:ascii="Roboto" w:cs="Roboto" w:eastAsia="Roboto" w:hAnsi="Roboto"/>
+          <w:sz w:val="24"/>
+          <w:szCs w:val="24"/>
+        </w:rPr>
+      </w:pPr>
+      <w:r>
+        <w:rPr>
+          <w:rFonts w:ascii="Roboto" w:cs="Roboto" w:eastAsia="Roboto" w:hAnsi="Roboto"/>
+          <w:sz w:val="24"/>
+          <w:szCs w:val="24"/>
+          <w:rtl w:val="0"/>
+        </w:rPr>
+        <w:t xml:space="preserve">RESTOCK: There is a grey cabinet inside with restock (soap, garbage bags, sponges, etc.) This is also where guests can place deliveries.</w:t>
+      </w:r>
+    </w:p>
+    <w:p>
+      <w:pPr>
+        <w:spacing w:after="240" w:before="240" w:lineRule="auto"/>
+        <w:rPr>
+          <w:rFonts w:ascii="Roboto" w:cs="Roboto" w:eastAsia="Roboto" w:hAnsi="Roboto"/>
+          <w:b w:val="1"/>
+          <w:sz w:val="24"/>
+          <w:szCs w:val="24"/>
+        </w:rPr>
+      </w:pPr>
+      <w:r>
+        <w:rPr>
+          <w:rFonts w:ascii="Roboto" w:cs="Roboto" w:eastAsia="Roboto" w:hAnsi="Roboto"/>
+          <w:b w:val="1"/>
+          <w:sz w:val="24"/>
+          <w:szCs w:val="24"/>
+          <w:rtl w:val="0"/>
+        </w:rPr>
+        <w:t xml:space="preserve">PARKING &amp; GARAGE:</w:t>
+      </w:r>
+    </w:p>
+    <w:p>
+      <w:pPr>
+        <w:spacing w:after="240" w:before="240" w:lineRule="auto"/>
+        <w:rPr>
+          <w:rFonts w:ascii="Roboto" w:cs="Roboto" w:eastAsia="Roboto" w:hAnsi="Roboto"/>
+          <w:sz w:val="24"/>
+          <w:szCs w:val="24"/>
+        </w:rPr>
+      </w:pPr>
+      <w:r>
+        <w:rPr>
+          <w:rFonts w:ascii="Roboto" w:cs="Roboto" w:eastAsia="Roboto" w:hAnsi="Roboto"/>
+          <w:sz w:val="24"/>
+          <w:szCs w:val="24"/>
+          <w:rtl w:val="0"/>
+        </w:rPr>
+        <w:t xml:space="preserve">3 bedroom: Left side of garage, pad lock code is 4482.</w:t>
+      </w:r>
+    </w:p>
+    <w:p>
+      <w:pPr>
+        <w:spacing w:after="240" w:before="240" w:lineRule="auto"/>
+        <w:rPr>
+          <w:rFonts w:ascii="Roboto" w:cs="Roboto" w:eastAsia="Roboto" w:hAnsi="Roboto"/>
+          <w:sz w:val="24"/>
+          <w:szCs w:val="24"/>
+        </w:rPr>
+      </w:pPr>
+      <w:r>
+        <w:rPr>
+          <w:rFonts w:ascii="Roboto" w:cs="Roboto" w:eastAsia="Roboto" w:hAnsi="Roboto"/>
+          <w:sz w:val="24"/>
+          <w:szCs w:val="24"/>
+          <w:rtl w:val="0"/>
+        </w:rPr>
+        <w:t xml:space="preserve">2 bedroom: Right side of garage, pad lock code is 5482.</w:t>
+      </w:r>
+    </w:p>
+    <w:p>
+      <w:pPr>
+        <w:spacing w:after="240" w:before="240" w:lineRule="auto"/>
+        <w:rPr>
+          <w:rFonts w:ascii="Roboto" w:cs="Roboto" w:eastAsia="Roboto" w:hAnsi="Roboto"/>
+          <w:sz w:val="24"/>
+          <w:szCs w:val="24"/>
+        </w:rPr>
+      </w:pPr>
+      <w:r>
+        <w:rPr>
+          <w:rFonts w:ascii="Roboto" w:cs="Roboto" w:eastAsia="Roboto" w:hAnsi="Roboto"/>
+          <w:sz w:val="24"/>
+          <w:szCs w:val="24"/>
+          <w:rtl w:val="0"/>
+        </w:rPr>
+        <w:t xml:space="preserve">No garage parking for Studio unless 2 or 3 bedroom guests are not using garage. Never promise that we will have parking available for the studio. However, there is free street parking and while it can get busy on the weekends, its almost always possible to find something nearby. Worst case, have to park further away.</w:t>
+      </w:r>
+    </w:p>
+    <w:p>
+      <w:pPr>
+        <w:spacing w:after="240" w:before="240" w:lineRule="auto"/>
+        <w:rPr>
+          <w:rFonts w:ascii="Roboto" w:cs="Roboto" w:eastAsia="Roboto" w:hAnsi="Roboto"/>
+          <w:sz w:val="24"/>
+          <w:szCs w:val="24"/>
+        </w:rPr>
+      </w:pPr>
+      <w:r>
+        <w:rPr>
+          <w:rFonts w:ascii="Roboto" w:cs="Roboto" w:eastAsia="Roboto" w:hAnsi="Roboto"/>
+          <w:sz w:val="24"/>
+          <w:szCs w:val="24"/>
+          <w:rtl w:val="0"/>
+        </w:rPr>
+        <w:t xml:space="preserve">Handyman: Chris Yim, (424) 400-1302</w:t>
+      </w:r>
+    </w:p>
+    <w:p>
+      <w:pPr>
+        <w:spacing w:after="240" w:before="240" w:lineRule="auto"/>
+        <w:rPr>
+          <w:rFonts w:ascii="Roboto" w:cs="Roboto" w:eastAsia="Roboto" w:hAnsi="Roboto"/>
+          <w:sz w:val="24"/>
+          <w:szCs w:val="24"/>
+        </w:rPr>
+      </w:pPr>
+      <w:r>
+        <w:rPr>
+          <w:rFonts w:ascii="Roboto" w:cs="Roboto" w:eastAsia="Roboto" w:hAnsi="Roboto"/>
+          <w:sz w:val="24"/>
+          <w:szCs w:val="24"/>
+          <w:rtl w:val="0"/>
+        </w:rPr>
+        <w:t xml:space="preserve">Back up handyman: Gabe Padayo, (714) 900-1640</w:t>
+      </w:r>
+    </w:p>
+    <w:p>
+      <w:pPr>
+        <w:spacing w:after="240" w:before="240" w:lineRule="auto"/>
+        <w:rPr>
+          <w:rFonts w:ascii="Roboto" w:cs="Roboto" w:eastAsia="Roboto" w:hAnsi="Roboto"/>
+          <w:sz w:val="24"/>
+          <w:szCs w:val="24"/>
+        </w:rPr>
+      </w:pPr>
+      <w:r>
+        <w:rPr>
+          <w:rFonts w:ascii="Roboto" w:cs="Roboto" w:eastAsia="Roboto" w:hAnsi="Roboto"/>
+          <w:sz w:val="24"/>
+          <w:szCs w:val="24"/>
+          <w:rtl w:val="0"/>
+        </w:rPr>
+        <w:t xml:space="preserve">Cleaner:  +Blanca - 951 526 6859 -Cleanings are scheduled and paid for via Turno</w:t>
+      </w:r>
+    </w:p>
+    <w:p>
+      <w:pPr>
+        <w:spacing w:after="240" w:before="240" w:lineRule="auto"/>
+        <w:rPr>
+          <w:rFonts w:ascii="Roboto" w:cs="Roboto" w:eastAsia="Roboto" w:hAnsi="Roboto"/>
+          <w:sz w:val="24"/>
+          <w:szCs w:val="24"/>
+        </w:rPr>
+      </w:pPr>
+      <w:r>
+        <w:rPr>
+          <w:rFonts w:ascii="Roboto" w:cs="Roboto" w:eastAsia="Roboto" w:hAnsi="Roboto"/>
+          <w:sz w:val="24"/>
+          <w:szCs w:val="24"/>
+          <w:rtl w:val="0"/>
+        </w:rPr>
+        <w:t xml:space="preserve">Laundry guy: Jeff - (He services the coin operated machines) -(714) 612-6355</w:t>
+      </w:r>
+    </w:p>
+    <w:p>
+      <w:pPr>
+        <w:spacing w:after="240" w:before="240" w:lineRule="auto"/>
+        <w:rPr>
+          <w:rFonts w:ascii="Roboto" w:cs="Roboto" w:eastAsia="Roboto" w:hAnsi="Roboto"/>
+          <w:b w:val="1"/>
+          <w:sz w:val="24"/>
+          <w:szCs w:val="24"/>
+        </w:rPr>
+      </w:pPr>
+      <w:r>
+        <w:rPr>
+          <w:rFonts w:ascii="Roboto" w:cs="Roboto" w:eastAsia="Roboto" w:hAnsi="Roboto"/>
+          <w:b w:val="1"/>
+          <w:sz w:val="24"/>
+          <w:szCs w:val="24"/>
+          <w:rtl w:val="0"/>
+        </w:rPr>
+        <w:t xml:space="preserve">Email:</w:t>
+      </w:r>
+    </w:p>
+    <w:p>
+      <w:pPr>
+        <w:spacing w:after="240" w:before="240" w:lineRule="auto"/>
+        <w:rPr>
+          <w:rFonts w:ascii="Roboto" w:cs="Roboto" w:eastAsia="Roboto" w:hAnsi="Roboto"/>
+          <w:sz w:val="24"/>
+          <w:szCs w:val="24"/>
+        </w:rPr>
+      </w:pPr>
+      <w:r>
+        <w:rPr>
+          <w:rFonts w:ascii="Roboto" w:cs="Roboto" w:eastAsia="Roboto" w:hAnsi="Roboto"/>
+          <w:sz w:val="24"/>
+          <w:szCs w:val="24"/>
+          <w:rtl w:val="0"/>
+        </w:rPr>
+        <w:t xml:space="preserve">127stayNewport@gmail.com</w:t>
+      </w:r>
+    </w:p>
+    <w:p>
+      <w:pPr>
+        <w:spacing w:after="240" w:before="240" w:lineRule="auto"/>
+        <w:rPr>
+          <w:rFonts w:ascii="Roboto" w:cs="Roboto" w:eastAsia="Roboto" w:hAnsi="Roboto"/>
+          <w:sz w:val="24"/>
+          <w:szCs w:val="24"/>
+        </w:rPr>
+      </w:pPr>
+      <w:r>
+        <w:rPr>
+          <w:rFonts w:ascii="Roboto" w:cs="Roboto" w:eastAsia="Roboto" w:hAnsi="Roboto"/>
+          <w:sz w:val="24"/>
+          <w:szCs w:val="24"/>
+          <w:rtl w:val="0"/>
+        </w:rPr>
+        <w:t xml:space="preserve">NEwport127 </w:t>
+      </w:r>
+    </w:p>
+    <w:p>
+      <w:pPr>
+        <w:spacing w:after="240" w:before="240" w:lineRule="auto"/>
+        <w:rPr>
+          <w:rFonts w:ascii="Roboto" w:cs="Roboto" w:eastAsia="Roboto" w:hAnsi="Roboto"/>
+          <w:sz w:val="24"/>
+          <w:szCs w:val="24"/>
+        </w:rPr>
+      </w:pPr>
+      <w:r>
+        <w:rPr>
+          <w:rFonts w:ascii="Roboto" w:cs="Roboto" w:eastAsia="Roboto" w:hAnsi="Roboto"/>
+          <w:sz w:val="24"/>
+          <w:szCs w:val="24"/>
+          <w:rtl w:val="0"/>
+        </w:rPr>
+        <w:t xml:space="preserve">Trash:</w:t>
+      </w:r>
+    </w:p>
+    <w:p>
+      <w:pPr>
+        <w:numPr>
+          <w:ilvl w:val="0"/>
+          <w:numId w:val="12"/>
+        </w:numPr>
+        <w:spacing w:after="0" w:afterAutospacing="0" w:before="240" w:lineRule="auto"/>
+        <w:ind w:left="720" w:hanging="360"/>
+        <w:rPr>
+          <w:rFonts w:ascii="Roboto" w:cs="Roboto" w:eastAsia="Roboto" w:hAnsi="Roboto"/>
+          <w:sz w:val="24"/>
+          <w:szCs w:val="24"/>
+        </w:rPr>
+      </w:pPr>
+      <w:r>
+        <w:rPr>
+          <w:rFonts w:ascii="Roboto" w:cs="Roboto" w:eastAsia="Roboto" w:hAnsi="Roboto"/>
+          <w:sz w:val="24"/>
+          <w:szCs w:val="24"/>
+          <w:rtl w:val="0"/>
+        </w:rPr>
+        <w:t xml:space="preserve">Mondays/Saturdays</w:t>
+      </w:r>
+    </w:p>
+    <w:p>
+      <w:pPr>
+        <w:numPr>
+          <w:ilvl w:val="0"/>
+          <w:numId w:val="12"/>
+        </w:numPr>
+        <w:spacing w:after="0" w:afterAutospacing="0" w:before="0" w:beforeAutospacing="0" w:lineRule="auto"/>
+        <w:ind w:left="720" w:hanging="360"/>
+        <w:rPr>
+          <w:rFonts w:ascii="Roboto" w:cs="Roboto" w:eastAsia="Roboto" w:hAnsi="Roboto"/>
+          <w:sz w:val="24"/>
+          <w:szCs w:val="24"/>
+        </w:rPr>
+      </w:pPr>
+      <w:r>
+        <w:rPr>
+          <w:rFonts w:ascii="Roboto" w:cs="Roboto" w:eastAsia="Roboto" w:hAnsi="Roboto"/>
+          <w:sz w:val="24"/>
+          <w:szCs w:val="24"/>
+          <w:rtl w:val="0"/>
+        </w:rPr>
+        <w:t xml:space="preserve">Separate by food/recycle/landfill</w:t>
+      </w:r>
+    </w:p>
+    <w:p>
+      <w:pPr>
+        <w:numPr>
+          <w:ilvl w:val="0"/>
+          <w:numId w:val="12"/>
+        </w:numPr>
+        <w:spacing w:after="240" w:before="0" w:beforeAutospacing="0" w:lineRule="auto"/>
+        <w:ind w:left="720" w:hanging="360"/>
+        <w:rPr>
+          <w:rFonts w:ascii="Roboto" w:cs="Roboto" w:eastAsia="Roboto" w:hAnsi="Roboto"/>
+          <w:sz w:val="24"/>
+          <w:szCs w:val="24"/>
+        </w:rPr>
+      </w:pPr>
+      <w:r>
+        <w:rPr>
+          <w:rFonts w:ascii="Roboto" w:cs="Roboto" w:eastAsia="Roboto" w:hAnsi="Roboto"/>
+          <w:sz w:val="24"/>
+          <w:szCs w:val="24"/>
+          <w:rtl w:val="0"/>
+        </w:rPr>
+        <w:t xml:space="preserve">For extra trash, need to meet garbage man when he comes and he will take extra.  </w:t>
+      </w:r>
+    </w:p>
+    <w:p>
+      <w:pPr>
+        <w:spacing w:after="240" w:before="240" w:lineRule="auto"/>
+        <w:ind w:left="0" w:firstLine="0"/>
+        <w:rPr>
+          <w:rFonts w:ascii="Roboto" w:cs="Roboto" w:eastAsia="Roboto" w:hAnsi="Roboto"/>
+          <w:color w:val="ff0000"/>
+          <w:sz w:val="24"/>
+          <w:szCs w:val="24"/>
+        </w:rPr>
+      </w:pPr>
+      <w:r>
+        <w:rPr>
+          <w:rtl w:val="0"/>
+        </w:rPr>
+      </w:r>
+    </w:p>
+    <w:p>
+      <w:pPr>
+        <w:shd w:fill="ffffff" w:val="clear"/>
+        <w:spacing w:after="240" w:before="240" w:lineRule="auto"/>
+        <w:rPr>
+          <w:rFonts w:ascii="Roboto" w:cs="Roboto" w:eastAsia="Roboto" w:hAnsi="Roboto"/>
+          <w:color w:val="7b848a"/>
+          <w:sz w:val="24"/>
+          <w:szCs w:val="24"/>
+        </w:rPr>
+      </w:pPr>
+      <w:r>
+        <w:rPr>
+          <w:rtl w:val="0"/>
+        </w:rPr>
+      </w:r>
+    </w:p>
+    <w:p>
+      <w:pPr>
+        <w:pStyle w:val="Heading1"/>
+        <w:keepNext w:val="0"/>
+        <w:keepLines w:val="0"/>
+        <w:shd w:fill="ffffff" w:val="clear"/>
+        <w:spacing w:after="80" w:lineRule="auto"/>
+        <w:rPr/>
+      </w:pPr>
+      <w:bookmarkStart w:colFirst="0" w:colLast="0" w:name="_a93jybac0rcb" w:id="3"/>
+      <w:bookmarkEnd w:id="3"/>
+      <w:r>
+        <w:rPr>
+          <w:rtl w:val="0"/>
+        </w:rPr>
+        <w:t xml:space="preserve">Wi-Fi Information</w:t>
+      </w:r>
+    </w:p>
+    <w:p>
+      <w:pPr>
+        <w:numPr>
+          <w:ilvl w:val="0"/>
+          <w:numId w:val="9"/>
+        </w:numPr>
+        <w:shd w:fill="ffffff" w:val="clear"/>
+        <w:spacing w:after="0" w:afterAutospacing="0" w:before="240" w:lineRule="auto"/>
+        <w:ind w:left="720" w:hanging="360"/>
+        <w:rPr>
+          <w:rFonts w:ascii="Roboto" w:cs="Roboto" w:eastAsia="Roboto" w:hAnsi="Roboto"/>
+          <w:sz w:val="24"/>
+          <w:szCs w:val="24"/>
+        </w:rPr>
+      </w:pPr>
+      <w:r>
+        <w:rPr>
+          <w:rFonts w:ascii="Roboto" w:cs="Roboto" w:eastAsia="Roboto" w:hAnsi="Roboto"/>
+          <w:b w:val="1"/>
+          <w:sz w:val="24"/>
+          <w:szCs w:val="24"/>
+          <w:rtl w:val="0"/>
+        </w:rPr>
+        <w:t xml:space="preserve">Network Name:</w:t>
+      </w:r>
+      <w:r>
+        <w:rPr>
+          <w:rFonts w:ascii="Roboto" w:cs="Roboto" w:eastAsia="Roboto" w:hAnsi="Roboto"/>
+          <w:sz w:val="24"/>
+          <w:szCs w:val="24"/>
+          <w:rtl w:val="0"/>
+        </w:rPr>
+        <w:t xml:space="preserve"> </w:t>
+      </w:r>
+    </w:p>
+    <w:p>
+      <w:pPr>
+        <w:numPr>
+          <w:ilvl w:val="1"/>
+          <w:numId w:val="9"/>
+        </w:numPr>
         <w:spacing w:after="30" w:before="30" w:lineRule="auto"/>
-        <w:rPr>
-          <w:rFonts w:ascii="Roboto" w:cs="Roboto" w:eastAsia="Roboto" w:hAnsi="Roboto"/>
-          <w:sz w:val="24"/>
-          <w:szCs w:val="24"/>
-        </w:rPr>
-      </w:pPr>
-      <w:r>
-        <w:rPr>
-          <w:rtl w:val="0"/>
-        </w:rPr>
-      </w:r>
-    </w:p>
-    <w:p>
-      <w:pPr>
+        <w:ind w:left="1440" w:hanging="360"/>
+        <w:rPr>
+          <w:rFonts w:ascii="Roboto" w:cs="Roboto" w:eastAsia="Roboto" w:hAnsi="Roboto"/>
+          <w:sz w:val="24"/>
+          <w:szCs w:val="24"/>
+        </w:rPr>
+      </w:pPr>
+      <w:r>
+        <w:rPr>
+          <w:rFonts w:ascii="Source Sans Pro" w:cs="Source Sans Pro" w:eastAsia="Source Sans Pro" w:hAnsi="Source Sans Pro"/>
+          <w:b w:val="1"/>
+          <w:rtl w:val="0"/>
+        </w:rPr>
+        <w:t xml:space="preserve">Wifi network:</w:t>
+      </w:r>
+      <w:r>
+        <w:rPr>
+          <w:rFonts w:ascii="Source Sans Pro" w:cs="Source Sans Pro" w:eastAsia="Source Sans Pro" w:hAnsi="Source Sans Pro"/>
+          <w:rtl w:val="0"/>
+        </w:rPr>
+        <w:t xml:space="preserve"> 127Newport</w:t>
+      </w:r>
+    </w:p>
+    <w:p>
+      <w:pPr>
+        <w:numPr>
+          <w:ilvl w:val="1"/>
+          <w:numId w:val="9"/>
+        </w:numPr>
+        <w:spacing w:after="30" w:before="30" w:lineRule="auto"/>
+        <w:ind w:left="1440" w:hanging="360"/>
+        <w:rPr>
+          <w:rFonts w:ascii="Roboto" w:cs="Roboto" w:eastAsia="Roboto" w:hAnsi="Roboto"/>
+          <w:sz w:val="24"/>
+          <w:szCs w:val="24"/>
+        </w:rPr>
+      </w:pPr>
+      <w:r>
+        <w:rPr>
+          <w:rFonts w:ascii="Source Sans Pro" w:cs="Source Sans Pro" w:eastAsia="Source Sans Pro" w:hAnsi="Source Sans Pro"/>
+          <w:b w:val="1"/>
+          <w:rtl w:val="0"/>
+        </w:rPr>
+        <w:t xml:space="preserve">PW: </w:t>
+      </w:r>
+      <w:r>
+        <w:rPr>
+          <w:rFonts w:ascii="Source Sans Pro" w:cs="Source Sans Pro" w:eastAsia="Source Sans Pro" w:hAnsi="Source Sans Pro"/>
+          <w:rtl w:val="0"/>
+        </w:rPr>
+        <w:t xml:space="preserve">127Newport</w:t>
+      </w:r>
+    </w:p>
+    <w:p>
+      <w:pPr>
+        <w:numPr>
+          <w:ilvl w:val="1"/>
+          <w:numId w:val="9"/>
+        </w:numPr>
+        <w:spacing w:after="30" w:before="30" w:lineRule="auto"/>
+        <w:ind w:left="1440" w:hanging="360"/>
+        <w:rPr>
+          <w:rFonts w:ascii="Roboto" w:cs="Roboto" w:eastAsia="Roboto" w:hAnsi="Roboto"/>
+          <w:sz w:val="24"/>
+          <w:szCs w:val="24"/>
+        </w:rPr>
+      </w:pPr>
+      <w:r>
+        <w:rPr>
+          <w:rFonts w:ascii="Source Sans Pro" w:cs="Source Sans Pro" w:eastAsia="Source Sans Pro" w:hAnsi="Source Sans Pro"/>
+          <w:i w:val="1"/>
+          <w:u w:val="single"/>
+          <w:rtl w:val="0"/>
+        </w:rPr>
+        <w:t xml:space="preserve">Do not unplug the Eero device in the 3 bedroom dining room</w:t>
+      </w:r>
+      <w:r>
+        <w:rPr>
+          <w:rFonts w:ascii="Source Sans Pro" w:cs="Source Sans Pro" w:eastAsia="Source Sans Pro" w:hAnsi="Source Sans Pro"/>
+          <w:i w:val="1"/>
+          <w:rtl w:val="0"/>
+        </w:rPr>
+        <w:t xml:space="preserve">. This will interrupt internet connection for the 2 bedroom and potentially studio also. </w:t>
+      </w:r>
+    </w:p>
+    <w:p>
+      <w:pPr>
+        <w:numPr>
+          <w:ilvl w:val="1"/>
+          <w:numId w:val="9"/>
+        </w:numPr>
+        <w:spacing w:after="30" w:afterAutospacing="0" w:before="30" w:lineRule="auto"/>
+        <w:ind w:left="1440" w:hanging="360"/>
+        <w:rPr>
+          <w:rFonts w:ascii="Source Sans Pro" w:cs="Source Sans Pro" w:eastAsia="Source Sans Pro" w:hAnsi="Source Sans Pro"/>
+          <w:i w:val="1"/>
+          <w:u w:val="none"/>
+        </w:rPr>
+      </w:pPr>
+      <w:r>
+        <w:rPr>
+          <w:rFonts w:ascii="Source Sans Pro" w:cs="Source Sans Pro" w:eastAsia="Source Sans Pro" w:hAnsi="Source Sans Pro"/>
+          <w:i w:val="1"/>
+          <w:rtl w:val="0"/>
+        </w:rPr>
+        <w:t xml:space="preserve">If the 2 bedroom reports internet outage, most likely it’s because the Eero device in the 3 bedroom is unplugged. The router and eero device are both located by the dining room table. The eero must be plugged into the wall and the router in order for the upstairs 2 bedroom guest to have internet.</w:t>
+      </w:r>
+      <w:r>
+        <w:rPr>
+          <w:rtl w:val="0"/>
+        </w:rPr>
+      </w:r>
+    </w:p>
+    <w:p>
+      <w:pPr>
+        <w:numPr>
+          <w:ilvl w:val="1"/>
+          <w:numId w:val="9"/>
+        </w:numPr>
+        <w:shd w:fill="ffffff" w:val="clear"/>
+        <w:spacing w:after="0" w:afterAutospacing="0" w:before="30" w:beforeAutospacing="0" w:lineRule="auto"/>
+        <w:ind w:left="1440" w:hanging="360"/>
+        <w:rPr>
+          <w:rFonts w:ascii="Roboto" w:cs="Roboto" w:eastAsia="Roboto" w:hAnsi="Roboto"/>
+          <w:color w:val="7b848a"/>
+          <w:sz w:val="24"/>
+          <w:szCs w:val="24"/>
+        </w:rPr>
+      </w:pPr>
+      <w:r>
+        <w:rPr>
+          <w:rFonts w:ascii="Roboto" w:cs="Roboto" w:eastAsia="Roboto" w:hAnsi="Roboto"/>
+          <w:sz w:val="24"/>
+          <w:szCs w:val="24"/>
+          <w:rtl w:val="0"/>
+        </w:rPr>
+        <w:t xml:space="preserve">Internet provider: AT&amp;T</w:t>
+      </w:r>
+    </w:p>
+    <w:p>
+      <w:pPr>
+        <w:numPr>
+          <w:ilvl w:val="1"/>
+          <w:numId w:val="9"/>
+        </w:numPr>
+        <w:shd w:fill="ffffff" w:val="clear"/>
+        <w:spacing w:after="0" w:afterAutospacing="0" w:before="0" w:beforeAutospacing="0" w:lineRule="auto"/>
+        <w:ind w:left="1440" w:hanging="360"/>
+        <w:rPr>
+          <w:rFonts w:ascii="Roboto" w:cs="Roboto" w:eastAsia="Roboto" w:hAnsi="Roboto"/>
+          <w:sz w:val="24"/>
+          <w:szCs w:val="24"/>
+          <w:u w:val="none"/>
+        </w:rPr>
+      </w:pPr>
+      <w:r>
+        <w:rPr>
+          <w:rFonts w:ascii="Roboto" w:cs="Roboto" w:eastAsia="Roboto" w:hAnsi="Roboto"/>
+          <w:sz w:val="24"/>
+          <w:szCs w:val="24"/>
+          <w:rtl w:val="0"/>
+        </w:rPr>
+        <w:t xml:space="preserve">Check for internet outages: </w:t>
+      </w:r>
+      <w:hyperlink r:id="rId7">
+        <w:r>
+          <w:rPr>
+            <w:rFonts w:ascii="Roboto" w:cs="Roboto" w:eastAsia="Roboto" w:hAnsi="Roboto"/>
+            <w:color w:val="1155cc"/>
+            <w:sz w:val="24"/>
+            <w:szCs w:val="24"/>
+            <w:u w:val="single"/>
+            <w:rtl w:val="0"/>
+          </w:rPr>
+          <w:t xml:space="preserve">https://www.att.com/outages/</w:t>
+        </w:r>
+      </w:hyperlink>
+      <w:r>
+        <w:rPr>
+          <w:rtl w:val="0"/>
+        </w:rPr>
+      </w:r>
+    </w:p>
+    <w:p>
+      <w:pPr>
+        <w:numPr>
+          <w:ilvl w:val="1"/>
+          <w:numId w:val="9"/>
+        </w:numPr>
+        <w:shd w:fill="ffffff" w:val="clear"/>
+        <w:spacing w:after="0" w:afterAutospacing="0" w:before="0" w:beforeAutospacing="0" w:lineRule="auto"/>
+        <w:ind w:left="1440" w:hanging="360"/>
+        <w:rPr>
+          <w:rFonts w:ascii="Roboto" w:cs="Roboto" w:eastAsia="Roboto" w:hAnsi="Roboto"/>
+          <w:sz w:val="24"/>
+          <w:szCs w:val="24"/>
+          <w:u w:val="none"/>
+        </w:rPr>
+      </w:pPr>
+      <w:r>
+        <w:rPr>
+          <w:rFonts w:ascii="Roboto" w:cs="Roboto" w:eastAsia="Roboto" w:hAnsi="Roboto"/>
+          <w:sz w:val="24"/>
+          <w:szCs w:val="24"/>
+          <w:rtl w:val="0"/>
+        </w:rPr>
+        <w:t xml:space="preserve">Owner’s wife, Jean Reid has all the internet account info. She normally let’s us know if there’s an outage but can text her to ask if we suspect an issue.</w:t>
+      </w:r>
+    </w:p>
+    <w:p>
+      <w:pPr>
+        <w:numPr>
+          <w:ilvl w:val="1"/>
+          <w:numId w:val="9"/>
+        </w:numPr>
+        <w:shd w:fill="ffffff" w:val="clear"/>
+        <w:spacing w:after="0" w:afterAutospacing="0" w:before="0" w:beforeAutospacing="0" w:lineRule="auto"/>
+        <w:ind w:left="1440" w:hanging="360"/>
+        <w:rPr>
+          <w:rFonts w:ascii="Roboto" w:cs="Roboto" w:eastAsia="Roboto" w:hAnsi="Roboto"/>
+          <w:sz w:val="24"/>
+          <w:szCs w:val="24"/>
+          <w:u w:val="none"/>
+        </w:rPr>
+      </w:pPr>
+      <w:r>
+        <w:rPr>
+          <w:rFonts w:ascii="Roboto" w:cs="Roboto" w:eastAsia="Roboto" w:hAnsi="Roboto"/>
+          <w:sz w:val="24"/>
+          <w:szCs w:val="24"/>
+          <w:rtl w:val="0"/>
+        </w:rPr>
+        <w:t xml:space="preserve">Jean Reid: (480) 318-4519</w:t>
+      </w:r>
+    </w:p>
+    <w:p>
+      <w:pPr>
+        <w:numPr>
+          <w:ilvl w:val="1"/>
+          <w:numId w:val="9"/>
+        </w:numPr>
+        <w:shd w:fill="ffffff" w:val="clear"/>
+        <w:spacing w:after="0" w:afterAutospacing="0" w:before="0" w:beforeAutospacing="0" w:lineRule="auto"/>
+        <w:ind w:left="1440" w:hanging="360"/>
+        <w:rPr>
+          <w:rFonts w:ascii="Roboto" w:cs="Roboto" w:eastAsia="Roboto" w:hAnsi="Roboto"/>
+          <w:sz w:val="24"/>
+          <w:szCs w:val="24"/>
+          <w:u w:val="none"/>
+        </w:rPr>
+      </w:pPr>
+      <w:r>
+        <w:rPr>
+          <w:rFonts w:ascii="Roboto" w:cs="Roboto" w:eastAsia="Roboto" w:hAnsi="Roboto"/>
+          <w:sz w:val="24"/>
+          <w:szCs w:val="24"/>
+          <w:rtl w:val="0"/>
+        </w:rPr>
+        <w:t xml:space="preserve">Internet speed: </w:t>
+      </w:r>
+    </w:p>
+    <w:p>
+      <w:pPr>
+        <w:numPr>
+          <w:ilvl w:val="2"/>
+          <w:numId w:val="9"/>
+        </w:numPr>
+        <w:shd w:fill="ffffff" w:val="clear"/>
+        <w:spacing w:after="0" w:afterAutospacing="0" w:before="0" w:beforeAutospacing="0" w:lineRule="auto"/>
+        <w:ind w:left="2160" w:hanging="360"/>
+        <w:rPr>
+          <w:rFonts w:ascii="Roboto" w:cs="Roboto" w:eastAsia="Roboto" w:hAnsi="Roboto"/>
+          <w:sz w:val="24"/>
+          <w:szCs w:val="24"/>
+          <w:u w:val="none"/>
+        </w:rPr>
+      </w:pPr>
+      <w:r>
+        <w:rPr>
+          <w:rFonts w:ascii="Roboto" w:cs="Roboto" w:eastAsia="Roboto" w:hAnsi="Roboto"/>
+          <w:sz w:val="20"/>
+          <w:szCs w:val="20"/>
+          <w:rtl w:val="0"/>
+        </w:rPr>
+        <w:t xml:space="preserve">3 bedroom unit: 100/80 mbps download/upload  </w:t>
+      </w:r>
+    </w:p>
+    <w:p>
+      <w:pPr>
+        <w:numPr>
+          <w:ilvl w:val="2"/>
+          <w:numId w:val="9"/>
+        </w:numPr>
+        <w:shd w:fill="ffffff" w:val="clear"/>
+        <w:spacing w:after="240" w:before="0" w:beforeAutospacing="0" w:lineRule="auto"/>
+        <w:ind w:left="2160" w:hanging="360"/>
+        <w:rPr>
+          <w:rFonts w:ascii="Roboto" w:cs="Roboto" w:eastAsia="Roboto" w:hAnsi="Roboto"/>
+          <w:sz w:val="24"/>
+          <w:szCs w:val="24"/>
+          <w:u w:val="none"/>
+        </w:rPr>
+      </w:pPr>
+      <w:r>
+        <w:rPr>
+          <w:rFonts w:ascii="Roboto" w:cs="Roboto" w:eastAsia="Roboto" w:hAnsi="Roboto"/>
+          <w:sz w:val="20"/>
+          <w:szCs w:val="20"/>
+          <w:rtl w:val="0"/>
+        </w:rPr>
+        <w:t xml:space="preserve">2 bedroom unit, Studio unit:  90/70 mbps download/upload  </w:t>
+      </w:r>
+      <w:r>
+        <w:rPr>
+          <w:rtl w:val="0"/>
+        </w:rPr>
+      </w:r>
+    </w:p>
+    <w:p>
+      <w:pPr>
+        <w:shd w:fill="ffffff" w:val="clear"/>
         <w:spacing w:after="240" w:before="240" w:lineRule="auto"/>
         <w:rPr>
           <w:rFonts w:ascii="Roboto" w:cs="Roboto" w:eastAsia="Roboto" w:hAnsi="Roboto"/>
+          <w:color w:val="7b848a"/>
+          <w:sz w:val="24"/>
+          <w:szCs w:val="24"/>
+        </w:rPr>
+      </w:pPr>
+      <w:r>
+        <w:rPr>
+          <w:rtl w:val="0"/>
+        </w:rPr>
+      </w:r>
+    </w:p>
+    <w:p>
+      <w:pPr>
+        <w:pStyle w:val="Heading1"/>
+        <w:keepNext w:val="0"/>
+        <w:keepLines w:val="0"/>
+        <w:shd w:fill="ffffff" w:val="clear"/>
+        <w:spacing w:after="80" w:lineRule="auto"/>
+        <w:rPr/>
+      </w:pPr>
+      <w:bookmarkStart w:colFirst="0" w:colLast="0" w:name="_ktacufr28mb9" w:id="4"/>
+      <w:bookmarkEnd w:id="4"/>
+      <w:r>
+        <w:rPr>
+          <w:rtl w:val="0"/>
+        </w:rPr>
+        <w:t xml:space="preserve">House</w:t>
+      </w:r>
+      <w:r>
+        <w:rPr>
+          <w:rtl w:val="0"/>
+        </w:rPr>
+        <w:t xml:space="preserve"> Notes</w:t>
+      </w:r>
+    </w:p>
+    <w:p>
+      <w:pPr>
+        <w:pStyle w:val="Heading3"/>
+        <w:shd w:fill="ffffff" w:val="clear"/>
+        <w:spacing w:after="240" w:before="240" w:lineRule="auto"/>
+        <w:ind w:left="0" w:firstLine="0"/>
+        <w:rPr>
+          <w:color w:val="000000"/>
+        </w:rPr>
+      </w:pPr>
+      <w:bookmarkStart w:colFirst="0" w:colLast="0" w:name="_3w87iifq4mgx" w:id="5"/>
+      <w:bookmarkEnd w:id="5"/>
+      <w:r>
+        <w:rPr>
+          <w:rtl w:val="0"/>
+        </w:rPr>
+        <w:t xml:space="preserve">Guest Guide</w:t>
+      </w:r>
+      <w:r>
+        <w:rPr>
+          <w:rtl w:val="0"/>
+        </w:rPr>
+      </w:r>
+    </w:p>
+    <w:p>
+      <w:pPr>
+        <w:numPr>
+          <w:ilvl w:val="0"/>
+          <w:numId w:val="11"/>
+        </w:numPr>
+        <w:shd w:fill="ffffff" w:val="clear"/>
+        <w:ind w:left="720" w:hanging="360"/>
+      </w:pPr>
+      <w:r>
+        <w:rPr>
+          <w:rtl w:val="0"/>
+        </w:rPr>
+        <w:t xml:space="preserve">3 bedroom: </w:t>
+      </w:r>
+      <w:hyperlink r:id="rId8">
+        <w:r>
+          <w:rPr>
+            <w:color w:val="1155cc"/>
+            <w:u w:val="single"/>
+            <w:rtl w:val="0"/>
+          </w:rPr>
+          <w:t xml:space="preserve">https://airbrindy.com/wp-content/uploads/2023/05/Newport-Beach-Guest-Guide-1.pdf</w:t>
+        </w:r>
+      </w:hyperlink>
+      <w:r>
+        <w:rPr>
+          <w:rtl w:val="0"/>
+        </w:rPr>
+      </w:r>
+    </w:p>
+    <w:p>
+      <w:pPr>
+        <w:numPr>
+          <w:ilvl w:val="0"/>
+          <w:numId w:val="11"/>
+        </w:numPr>
+        <w:shd w:fill="ffffff" w:val="clear"/>
+        <w:ind w:left="720" w:hanging="360"/>
+      </w:pPr>
+      <w:r>
+        <w:rPr>
+          <w:rtl w:val="0"/>
+        </w:rPr>
+        <w:t xml:space="preserve">2 bedroom: </w:t>
+      </w:r>
+      <w:hyperlink r:id="rId9">
+        <w:r>
+          <w:rPr>
+            <w:color w:val="1155cc"/>
+            <w:sz w:val="20"/>
+            <w:szCs w:val="20"/>
+            <w:u w:val="single"/>
+            <w:rtl w:val="0"/>
+          </w:rPr>
+          <w:t xml:space="preserve">https://airbrindy.com/wp-content/uploads/2023/05/Newport-Beach-Guest-Guide-2.pdf</w:t>
+        </w:r>
+      </w:hyperlink>
+      <w:r>
+        <w:rPr>
+          <w:rtl w:val="0"/>
+        </w:rPr>
+      </w:r>
+    </w:p>
+    <w:p>
+      <w:pPr>
+        <w:numPr>
+          <w:ilvl w:val="0"/>
+          <w:numId w:val="11"/>
+        </w:numPr>
+        <w:spacing w:after="0" w:afterAutospacing="0"/>
+        <w:ind w:left="720" w:hanging="360"/>
+      </w:pPr>
+      <w:r>
+        <w:rPr>
+          <w:rtl w:val="0"/>
+        </w:rPr>
+        <w:t xml:space="preserve">Studio</w:t>
+      </w:r>
+      <w:r>
+        <w:rPr>
           <w:color w:val="1155cc"/>
-          <w:sz w:val="24"/>
-          <w:szCs w:val="24"/>
+          <w:sz w:val="20"/>
+          <w:szCs w:val="20"/>
           <w:u w:val="single"/>
-        </w:rPr>
-      </w:pPr>
-      <w:r>
+          <w:rtl w:val="0"/>
+        </w:rPr>
+        <w:t xml:space="preserve">: </w:t>
+      </w:r>
+      <w:hyperlink r:id="rId10">
+        <w:r>
+          <w:rPr>
+            <w:color w:val="1155cc"/>
+            <w:u w:val="single"/>
+            <w:rtl w:val="0"/>
+          </w:rPr>
+          <w:t xml:space="preserve">https://airbrindy.com/wp-content/uploads/2023/05/Newport-Beach-Guest-Guide-3.pdf</w:t>
+        </w:r>
+      </w:hyperlink>
+      <w:r>
+        <w:rPr>
+          <w:rtl w:val="0"/>
+        </w:rPr>
+      </w:r>
+    </w:p>
+    <w:p>
+      <w:pPr>
+        <w:numPr>
+          <w:ilvl w:val="0"/>
+          <w:numId w:val="11"/>
+        </w:numPr>
+        <w:shd w:fill="ffffff" w:val="clear"/>
+        <w:spacing w:after="240" w:before="0" w:beforeAutospacing="0" w:lineRule="auto"/>
+        <w:ind w:left="720" w:hanging="360"/>
+        <w:rPr>
+          <w:rFonts w:ascii="Roboto" w:cs="Roboto" w:eastAsia="Roboto" w:hAnsi="Roboto"/>
+          <w:sz w:val="24"/>
+          <w:szCs w:val="24"/>
+        </w:rPr>
+      </w:pPr>
+      <w:r>
+        <w:rPr>
+          <w:rFonts w:ascii="Roboto" w:cs="Roboto" w:eastAsia="Roboto" w:hAnsi="Roboto"/>
+          <w:sz w:val="24"/>
+          <w:szCs w:val="24"/>
+          <w:rtl w:val="0"/>
+        </w:rPr>
+        <w:t xml:space="preserve">Guest Messaging Guide:</w:t>
+      </w:r>
+      <w:hyperlink r:id="rId11">
+        <w:r>
+          <w:rPr>
+            <w:rFonts w:ascii="Roboto" w:cs="Roboto" w:eastAsia="Roboto" w:hAnsi="Roboto"/>
+            <w:color w:val="7b848a"/>
+            <w:sz w:val="24"/>
+            <w:szCs w:val="24"/>
+            <w:rtl w:val="0"/>
+          </w:rPr>
+          <w:t xml:space="preserve"> </w:t>
+        </w:r>
+      </w:hyperlink>
+      <w:hyperlink r:id="rId12">
+        <w:r>
+          <w:rPr>
+            <w:rFonts w:ascii="Roboto" w:cs="Roboto" w:eastAsia="Roboto" w:hAnsi="Roboto"/>
+            <w:color w:val="1155cc"/>
+            <w:sz w:val="24"/>
+            <w:szCs w:val="24"/>
+            <w:u w:val="single"/>
+            <w:rtl w:val="0"/>
+          </w:rPr>
+          <w:t xml:space="preserve">Google Doc Link</w:t>
+        </w:r>
+      </w:hyperlink>
+      <w:r>
+        <w:rPr>
+          <w:rtl w:val="0"/>
+        </w:rPr>
+      </w:r>
+    </w:p>
+    <w:p>
+      <w:pPr>
+        <w:spacing w:after="240" w:before="240" w:lineRule="auto"/>
         <w:rPr>
           <w:rFonts w:ascii="Roboto" w:cs="Roboto" w:eastAsia="Roboto" w:hAnsi="Roboto"/>
           <w:b w:val="1"/>
-          <w:sz w:val="24"/>
-          <w:szCs w:val="24"/>
-          <w:rtl w:val="0"/>
-        </w:rPr>
-        <w:t xml:space="preserve">Guest Guide:</w:t>
-      </w:r>
-      <w:hyperlink r:id="rId7">
+          <w:color w:val="7b848a"/>
+          <w:sz w:val="24"/>
+          <w:szCs w:val="24"/>
+        </w:rPr>
+      </w:pPr>
+      <w:r>
+        <w:rPr>
+          <w:rFonts w:ascii="Roboto" w:cs="Roboto" w:eastAsia="Roboto" w:hAnsi="Roboto"/>
+          <w:b w:val="1"/>
+          <w:sz w:val="24"/>
+          <w:szCs w:val="24"/>
+          <w:rtl w:val="0"/>
+        </w:rPr>
+        <w:t xml:space="preserve">Guest Guide to make edits:</w:t>
+      </w:r>
+      <w:hyperlink r:id="rId13">
         <w:r>
           <w:rPr>
             <w:rFonts w:ascii="Roboto" w:cs="Roboto" w:eastAsia="Roboto" w:hAnsi="Roboto"/>
@@ -586,7 +2158,7 @@
           <w:t xml:space="preserve"> </w:t>
         </w:r>
       </w:hyperlink>
-      <w:hyperlink r:id="rId8">
+      <w:hyperlink r:id="rId14">
         <w:r>
           <w:rPr>
             <w:rFonts w:ascii="Roboto" w:cs="Roboto" w:eastAsia="Roboto" w:hAnsi="Roboto"/>
@@ -607,703 +2179,8 @@
     </w:p>
     <w:p>
       <w:pPr>
+        <w:shd w:fill="ffffff" w:val="clear"/>
         <w:spacing w:after="240" w:before="240" w:lineRule="auto"/>
-        <w:rPr>
-          <w:rFonts w:ascii="Roboto" w:cs="Roboto" w:eastAsia="Roboto" w:hAnsi="Roboto"/>
-          <w:b w:val="1"/>
-          <w:sz w:val="24"/>
-          <w:szCs w:val="24"/>
-        </w:rPr>
-      </w:pPr>
-      <w:r>
-        <w:rPr>
-          <w:rFonts w:ascii="Roboto" w:cs="Roboto" w:eastAsia="Roboto" w:hAnsi="Roboto"/>
-          <w:b w:val="1"/>
-          <w:sz w:val="24"/>
-          <w:szCs w:val="24"/>
-          <w:rtl w:val="0"/>
-        </w:rPr>
-        <w:t xml:space="preserve">Guest Messaging Guide:</w:t>
-      </w:r>
-    </w:p>
-    <w:p>
-      <w:pPr>
-        <w:spacing w:after="240" w:before="240" w:lineRule="auto"/>
-        <w:rPr>
-          <w:rFonts w:ascii="Roboto" w:cs="Roboto" w:eastAsia="Roboto" w:hAnsi="Roboto"/>
-          <w:color w:val="1155cc"/>
-          <w:sz w:val="24"/>
-          <w:szCs w:val="24"/>
-          <w:u w:val="single"/>
-        </w:rPr>
-      </w:pPr>
-      <w:hyperlink r:id="rId9">
-        <w:r>
-          <w:rPr>
-            <w:rFonts w:ascii="Roboto" w:cs="Roboto" w:eastAsia="Roboto" w:hAnsi="Roboto"/>
-            <w:color w:val="1155cc"/>
-            <w:sz w:val="24"/>
-            <w:szCs w:val="24"/>
-            <w:u w:val="single"/>
-            <w:rtl w:val="0"/>
-          </w:rPr>
-          <w:t xml:space="preserve">https://docs.google.com/document/d/16qBEfvNvXssen6w8ewwPsNpatKLuUd0dn8dHKpjoDGA/edit</w:t>
-        </w:r>
-      </w:hyperlink>
-      <w:r>
-        <w:rPr>
-          <w:rtl w:val="0"/>
-        </w:rPr>
-      </w:r>
-    </w:p>
-    <w:p>
-      <w:pPr>
-        <w:spacing w:after="240" w:before="240" w:lineRule="auto"/>
-        <w:rPr>
-          <w:rFonts w:ascii="Roboto" w:cs="Roboto" w:eastAsia="Roboto" w:hAnsi="Roboto"/>
-          <w:sz w:val="24"/>
-          <w:szCs w:val="24"/>
-        </w:rPr>
-      </w:pPr>
-      <w:r>
-        <w:rPr>
-          <w:rFonts w:ascii="Roboto" w:cs="Roboto" w:eastAsia="Roboto" w:hAnsi="Roboto"/>
-          <w:sz w:val="24"/>
-          <w:szCs w:val="24"/>
-          <w:rtl w:val="0"/>
-        </w:rPr>
-        <w:t xml:space="preserve">The cleaning code is 2158. This works for all 3 units.</w:t>
-      </w:r>
-    </w:p>
-    <w:p>
-      <w:pPr>
-        <w:spacing w:after="240" w:before="240" w:lineRule="auto"/>
-        <w:rPr>
-          <w:rFonts w:ascii="Roboto" w:cs="Roboto" w:eastAsia="Roboto" w:hAnsi="Roboto"/>
-          <w:sz w:val="24"/>
-          <w:szCs w:val="24"/>
-        </w:rPr>
-      </w:pPr>
-      <w:r>
-        <w:rPr>
-          <w:rFonts w:ascii="Roboto" w:cs="Roboto" w:eastAsia="Roboto" w:hAnsi="Roboto"/>
-          <w:sz w:val="24"/>
-          <w:szCs w:val="24"/>
-          <w:rtl w:val="0"/>
-        </w:rPr>
-        <w:t xml:space="preserve">STUDIO: Unit #3. The door to enter is on the side opposite of the beach, in between the outdoor table and outdoor shower.</w:t>
-      </w:r>
-    </w:p>
-    <w:p>
-      <w:pPr>
-        <w:spacing w:after="240" w:before="240" w:lineRule="auto"/>
-        <w:rPr>
-          <w:rFonts w:ascii="Roboto" w:cs="Roboto" w:eastAsia="Roboto" w:hAnsi="Roboto"/>
-          <w:sz w:val="24"/>
-          <w:szCs w:val="24"/>
-        </w:rPr>
-      </w:pPr>
-      <w:r>
-        <w:rPr>
-          <w:rFonts w:ascii="Roboto" w:cs="Roboto" w:eastAsia="Roboto" w:hAnsi="Roboto"/>
-          <w:sz w:val="24"/>
-          <w:szCs w:val="24"/>
-          <w:rtl w:val="0"/>
-        </w:rPr>
-        <w:t xml:space="preserve">2 BEDROOM: Unit #2. The door to enter is at the top of the stairs, on the same side of the house as the beach.</w:t>
-      </w:r>
-    </w:p>
-    <w:p>
-      <w:pPr>
-        <w:spacing w:after="240" w:before="240" w:lineRule="auto"/>
-        <w:rPr>
-          <w:rFonts w:ascii="Roboto" w:cs="Roboto" w:eastAsia="Roboto" w:hAnsi="Roboto"/>
-          <w:sz w:val="24"/>
-          <w:szCs w:val="24"/>
-        </w:rPr>
-      </w:pPr>
-      <w:r>
-        <w:rPr>
-          <w:rFonts w:ascii="Roboto" w:cs="Roboto" w:eastAsia="Roboto" w:hAnsi="Roboto"/>
-          <w:sz w:val="24"/>
-          <w:szCs w:val="24"/>
-          <w:rtl w:val="0"/>
-        </w:rPr>
-        <w:t xml:space="preserve">3 BEDROOM: Unit #1. There are 2 doors to enter. The double doors off of the street. Or, the door at the top of the stairs, on the same side of the house as the beach.</w:t>
-      </w:r>
-    </w:p>
-    <w:p>
-      <w:pPr>
-        <w:pStyle w:val="Heading1"/>
-        <w:keepNext w:val="0"/>
-        <w:keepLines w:val="0"/>
-        <w:spacing w:before="480" w:lineRule="auto"/>
-        <w:rPr>
-          <w:rFonts w:ascii="Roboto" w:cs="Roboto" w:eastAsia="Roboto" w:hAnsi="Roboto"/>
-          <w:b w:val="1"/>
-          <w:sz w:val="46"/>
-          <w:szCs w:val="46"/>
-        </w:rPr>
-      </w:pPr>
-      <w:bookmarkStart w:colFirst="0" w:colLast="0" w:name="_ve06cafm04o3" w:id="1"/>
-      <w:bookmarkEnd w:id="1"/>
-      <w:r>
-        <w:rPr>
-          <w:rFonts w:ascii="Roboto" w:cs="Roboto" w:eastAsia="Roboto" w:hAnsi="Roboto"/>
-          <w:b w:val="1"/>
-          <w:sz w:val="46"/>
-          <w:szCs w:val="46"/>
-          <w:rtl w:val="0"/>
-        </w:rPr>
-        <w:t xml:space="preserve">OTHER HELPFUL INFO:</w:t>
-      </w:r>
-    </w:p>
-    <w:p>
-      <w:pPr>
-        <w:spacing w:after="240" w:before="240" w:lineRule="auto"/>
-        <w:rPr>
-          <w:rFonts w:ascii="Roboto" w:cs="Roboto" w:eastAsia="Roboto" w:hAnsi="Roboto"/>
-          <w:sz w:val="24"/>
-          <w:szCs w:val="24"/>
-        </w:rPr>
-      </w:pPr>
-      <w:r>
-        <w:rPr>
-          <w:rFonts w:ascii="Roboto" w:cs="Roboto" w:eastAsia="Roboto" w:hAnsi="Roboto"/>
-          <w:b w:val="1"/>
-          <w:sz w:val="24"/>
-          <w:szCs w:val="24"/>
-          <w:rtl w:val="0"/>
-        </w:rPr>
-        <w:t xml:space="preserve">LAUNDRY ROOM: </w:t>
-      </w:r>
-      <w:r>
-        <w:rPr>
-          <w:rFonts w:ascii="Roboto" w:cs="Roboto" w:eastAsia="Roboto" w:hAnsi="Roboto"/>
-          <w:sz w:val="24"/>
-          <w:szCs w:val="24"/>
-          <w:rtl w:val="0"/>
-        </w:rPr>
-        <w:t xml:space="preserve">Code is 3299. Located on the beach facing side of the building with a sign that says “Laundry”. There should be bags of clean sheets/towels for each unit here. There are also bins under the table with more restock.</w:t>
-      </w:r>
-    </w:p>
-    <w:p>
-      <w:pPr>
-        <w:spacing w:after="240" w:before="240" w:lineRule="auto"/>
-        <w:rPr>
-          <w:rFonts w:ascii="Roboto" w:cs="Roboto" w:eastAsia="Roboto" w:hAnsi="Roboto"/>
-          <w:sz w:val="24"/>
-          <w:szCs w:val="24"/>
-        </w:rPr>
-      </w:pPr>
-      <w:r>
-        <w:rPr>
-          <w:rFonts w:ascii="Roboto" w:cs="Roboto" w:eastAsia="Roboto" w:hAnsi="Roboto"/>
-          <w:sz w:val="24"/>
-          <w:szCs w:val="24"/>
-          <w:rtl w:val="0"/>
-        </w:rPr>
-        <w:t xml:space="preserve">$2.25 per load. Laundry room is marked at bottom of stairs on beach facing side of building. </w:t>
-      </w:r>
-    </w:p>
-    <w:p>
-      <w:pPr>
-        <w:spacing w:after="240" w:before="240" w:lineRule="auto"/>
-        <w:rPr>
-          <w:rFonts w:ascii="Roboto" w:cs="Roboto" w:eastAsia="Roboto" w:hAnsi="Roboto"/>
-          <w:sz w:val="24"/>
-          <w:szCs w:val="24"/>
-        </w:rPr>
-      </w:pPr>
-      <w:r>
-        <w:rPr>
-          <w:rFonts w:ascii="Roboto" w:cs="Roboto" w:eastAsia="Roboto" w:hAnsi="Roboto"/>
-          <w:sz w:val="24"/>
-          <w:szCs w:val="24"/>
-          <w:rtl w:val="0"/>
-        </w:rPr>
-        <w:t xml:space="preserve">If we ever have trouble with the machines, text or call Jeff (number below). He owns the machines and is responsible for emptying quarters when full. If full, then it won't take quarters.</w:t>
-      </w:r>
-    </w:p>
-    <w:p>
-      <w:pPr>
-        <w:spacing w:after="240" w:before="240" w:lineRule="auto"/>
-        <w:rPr>
-          <w:rFonts w:ascii="Roboto" w:cs="Roboto" w:eastAsia="Roboto" w:hAnsi="Roboto"/>
-          <w:b w:val="1"/>
-          <w:sz w:val="24"/>
-          <w:szCs w:val="24"/>
-        </w:rPr>
-      </w:pPr>
-      <w:r>
-        <w:rPr>
-          <w:rFonts w:ascii="Roboto" w:cs="Roboto" w:eastAsia="Roboto" w:hAnsi="Roboto"/>
-          <w:b w:val="1"/>
-          <w:sz w:val="24"/>
-          <w:szCs w:val="24"/>
-          <w:rtl w:val="0"/>
-        </w:rPr>
-        <w:t xml:space="preserve">MISC:</w:t>
-      </w:r>
-    </w:p>
-    <w:p>
-      <w:pPr>
-        <w:spacing w:after="240" w:before="240" w:lineRule="auto"/>
-        <w:rPr>
-          <w:rFonts w:ascii="Roboto" w:cs="Roboto" w:eastAsia="Roboto" w:hAnsi="Roboto"/>
-          <w:sz w:val="24"/>
-          <w:szCs w:val="24"/>
-        </w:rPr>
-      </w:pPr>
-      <w:r>
-        <w:rPr>
-          <w:rFonts w:ascii="Roboto" w:cs="Roboto" w:eastAsia="Roboto" w:hAnsi="Roboto"/>
-          <w:sz w:val="24"/>
-          <w:szCs w:val="24"/>
-          <w:rtl w:val="0"/>
-        </w:rPr>
-        <w:t xml:space="preserve">CODES ON CHAIRS: There are Locks on chairs on front porch to keep them from being stolen. These codes are: 2020, 0510</w:t>
-      </w:r>
-    </w:p>
-    <w:p>
-      <w:pPr>
-        <w:spacing w:after="240" w:before="240" w:lineRule="auto"/>
-        <w:rPr>
-          <w:rFonts w:ascii="Roboto" w:cs="Roboto" w:eastAsia="Roboto" w:hAnsi="Roboto"/>
-          <w:sz w:val="24"/>
-          <w:szCs w:val="24"/>
-        </w:rPr>
-      </w:pPr>
-      <w:r>
-        <w:rPr>
-          <w:rFonts w:ascii="Roboto" w:cs="Roboto" w:eastAsia="Roboto" w:hAnsi="Roboto"/>
-          <w:sz w:val="24"/>
-          <w:szCs w:val="24"/>
-          <w:rtl w:val="0"/>
-        </w:rPr>
-        <w:t xml:space="preserve">FRIDGE FILTER for 3 BEDROOM: Whirlpool Fridge, Water Filter 1 Everydrop, Mod. WRF560SEYM05, FreshFlow air filter </w:t>
-      </w:r>
-    </w:p>
-    <w:p>
-      <w:pPr>
-        <w:spacing w:after="240" w:before="240" w:lineRule="auto"/>
-        <w:rPr>
-          <w:rFonts w:ascii="Roboto" w:cs="Roboto" w:eastAsia="Roboto" w:hAnsi="Roboto"/>
-          <w:sz w:val="24"/>
-          <w:szCs w:val="24"/>
-        </w:rPr>
-      </w:pPr>
-      <w:r>
-        <w:rPr>
-          <w:rFonts w:ascii="Roboto" w:cs="Roboto" w:eastAsia="Roboto" w:hAnsi="Roboto"/>
-          <w:sz w:val="24"/>
-          <w:szCs w:val="24"/>
-          <w:rtl w:val="0"/>
-        </w:rPr>
-        <w:t xml:space="preserve">RESTOCK: There is a grey cabinet inside with restock (soap, garbage bags, sponges, etc.) This is also where guests can place deliveries.</w:t>
-      </w:r>
-    </w:p>
-    <w:p>
-      <w:pPr>
-        <w:spacing w:after="240" w:before="240" w:lineRule="auto"/>
-        <w:rPr>
-          <w:rFonts w:ascii="Roboto" w:cs="Roboto" w:eastAsia="Roboto" w:hAnsi="Roboto"/>
-          <w:b w:val="1"/>
-          <w:sz w:val="24"/>
-          <w:szCs w:val="24"/>
-        </w:rPr>
-      </w:pPr>
-      <w:r>
-        <w:rPr>
-          <w:rFonts w:ascii="Roboto" w:cs="Roboto" w:eastAsia="Roboto" w:hAnsi="Roboto"/>
-          <w:b w:val="1"/>
-          <w:sz w:val="24"/>
-          <w:szCs w:val="24"/>
-          <w:rtl w:val="0"/>
-        </w:rPr>
-        <w:t xml:space="preserve">PARKING &amp; GARAGE:</w:t>
-      </w:r>
-    </w:p>
-    <w:p>
-      <w:pPr>
-        <w:spacing w:after="240" w:before="240" w:lineRule="auto"/>
-        <w:rPr>
-          <w:rFonts w:ascii="Roboto" w:cs="Roboto" w:eastAsia="Roboto" w:hAnsi="Roboto"/>
-          <w:sz w:val="24"/>
-          <w:szCs w:val="24"/>
-        </w:rPr>
-      </w:pPr>
-      <w:r>
-        <w:rPr>
-          <w:rFonts w:ascii="Roboto" w:cs="Roboto" w:eastAsia="Roboto" w:hAnsi="Roboto"/>
-          <w:sz w:val="24"/>
-          <w:szCs w:val="24"/>
-          <w:rtl w:val="0"/>
-        </w:rPr>
-        <w:t xml:space="preserve">3 bedroom: Left side of garage, pad lock code is 4482.</w:t>
-      </w:r>
-    </w:p>
-    <w:p>
-      <w:pPr>
-        <w:spacing w:after="240" w:before="240" w:lineRule="auto"/>
-        <w:rPr>
-          <w:rFonts w:ascii="Roboto" w:cs="Roboto" w:eastAsia="Roboto" w:hAnsi="Roboto"/>
-          <w:sz w:val="24"/>
-          <w:szCs w:val="24"/>
-        </w:rPr>
-      </w:pPr>
-      <w:r>
-        <w:rPr>
-          <w:rFonts w:ascii="Roboto" w:cs="Roboto" w:eastAsia="Roboto" w:hAnsi="Roboto"/>
-          <w:sz w:val="24"/>
-          <w:szCs w:val="24"/>
-          <w:rtl w:val="0"/>
-        </w:rPr>
-        <w:t xml:space="preserve">2 bedroom: Right side of garage, pad lock code is 5482.</w:t>
-      </w:r>
-    </w:p>
-    <w:p>
-      <w:pPr>
-        <w:spacing w:after="240" w:before="240" w:lineRule="auto"/>
-        <w:rPr>
-          <w:rFonts w:ascii="Roboto" w:cs="Roboto" w:eastAsia="Roboto" w:hAnsi="Roboto"/>
-          <w:sz w:val="24"/>
-          <w:szCs w:val="24"/>
-        </w:rPr>
-      </w:pPr>
-      <w:r>
-        <w:rPr>
-          <w:rFonts w:ascii="Roboto" w:cs="Roboto" w:eastAsia="Roboto" w:hAnsi="Roboto"/>
-          <w:sz w:val="24"/>
-          <w:szCs w:val="24"/>
-          <w:rtl w:val="0"/>
-        </w:rPr>
-        <w:t xml:space="preserve">No garage parking for Studio unless 2 or 3 bedroom guests are not using garage. Never promise that we will have parking avaialble for the studio. However, there is free street parking and while it can get busy on the weekends, its almost always possible to find something nearby. Worst case, have to park further away.</w:t>
-      </w:r>
-    </w:p>
-    <w:p>
-      <w:pPr>
-        <w:spacing w:after="240" w:before="240" w:lineRule="auto"/>
-        <w:rPr>
-          <w:rFonts w:ascii="Roboto" w:cs="Roboto" w:eastAsia="Roboto" w:hAnsi="Roboto"/>
-          <w:sz w:val="24"/>
-          <w:szCs w:val="24"/>
-        </w:rPr>
-      </w:pPr>
-      <w:r>
-        <w:rPr>
-          <w:rFonts w:ascii="Roboto" w:cs="Roboto" w:eastAsia="Roboto" w:hAnsi="Roboto"/>
-          <w:sz w:val="24"/>
-          <w:szCs w:val="24"/>
-          <w:rtl w:val="0"/>
-        </w:rPr>
-        <w:t xml:space="preserve">Handyman: Ray - 714 794 7659</w:t>
-      </w:r>
-    </w:p>
-    <w:p>
-      <w:pPr>
-        <w:spacing w:after="240" w:before="240" w:lineRule="auto"/>
-        <w:rPr>
-          <w:rFonts w:ascii="Roboto" w:cs="Roboto" w:eastAsia="Roboto" w:hAnsi="Roboto"/>
-          <w:sz w:val="24"/>
-          <w:szCs w:val="24"/>
-        </w:rPr>
-      </w:pPr>
-      <w:r>
-        <w:rPr>
-          <w:rFonts w:ascii="Roboto" w:cs="Roboto" w:eastAsia="Roboto" w:hAnsi="Roboto"/>
-          <w:sz w:val="24"/>
-          <w:szCs w:val="24"/>
-          <w:rtl w:val="0"/>
-        </w:rPr>
-        <w:t xml:space="preserve">Cleaner:  -Blanca - 951 526 6859 -Cleanings are scheduled and paid for via Turno</w:t>
-      </w:r>
-    </w:p>
-    <w:p>
-      <w:pPr>
-        <w:spacing w:after="240" w:before="240" w:lineRule="auto"/>
-        <w:rPr>
-          <w:rFonts w:ascii="Roboto" w:cs="Roboto" w:eastAsia="Roboto" w:hAnsi="Roboto"/>
-          <w:sz w:val="24"/>
-          <w:szCs w:val="24"/>
-        </w:rPr>
-      </w:pPr>
-      <w:r>
-        <w:rPr>
-          <w:rFonts w:ascii="Roboto" w:cs="Roboto" w:eastAsia="Roboto" w:hAnsi="Roboto"/>
-          <w:sz w:val="24"/>
-          <w:szCs w:val="24"/>
-          <w:rtl w:val="0"/>
-        </w:rPr>
-        <w:t xml:space="preserve">Laundry guy: Jeff - (He services the coin operated machines) -(714) 612-6355</w:t>
-      </w:r>
-    </w:p>
-    <w:p>
-      <w:pPr>
-        <w:spacing w:after="240" w:before="240" w:lineRule="auto"/>
-        <w:rPr>
-          <w:rFonts w:ascii="Roboto" w:cs="Roboto" w:eastAsia="Roboto" w:hAnsi="Roboto"/>
-          <w:b w:val="1"/>
-          <w:sz w:val="24"/>
-          <w:szCs w:val="24"/>
-        </w:rPr>
-      </w:pPr>
-      <w:r>
-        <w:rPr>
-          <w:rFonts w:ascii="Roboto" w:cs="Roboto" w:eastAsia="Roboto" w:hAnsi="Roboto"/>
-          <w:b w:val="1"/>
-          <w:sz w:val="24"/>
-          <w:szCs w:val="24"/>
-          <w:rtl w:val="0"/>
-        </w:rPr>
-        <w:t xml:space="preserve">Email:</w:t>
-      </w:r>
-    </w:p>
-    <w:p>
-      <w:pPr>
-        <w:spacing w:after="240" w:before="240" w:lineRule="auto"/>
-        <w:rPr>
-          <w:rFonts w:ascii="Roboto" w:cs="Roboto" w:eastAsia="Roboto" w:hAnsi="Roboto"/>
-          <w:sz w:val="24"/>
-          <w:szCs w:val="24"/>
-        </w:rPr>
-      </w:pPr>
-      <w:r>
-        <w:rPr>
-          <w:rFonts w:ascii="Roboto" w:cs="Roboto" w:eastAsia="Roboto" w:hAnsi="Roboto"/>
-          <w:sz w:val="24"/>
-          <w:szCs w:val="24"/>
-          <w:rtl w:val="0"/>
-        </w:rPr>
-        <w:t xml:space="preserve">127stayNewport@gmail.com</w:t>
-      </w:r>
-    </w:p>
-    <w:p>
-      <w:pPr>
-        <w:spacing w:after="240" w:before="240" w:lineRule="auto"/>
-        <w:rPr>
-          <w:rFonts w:ascii="Roboto" w:cs="Roboto" w:eastAsia="Roboto" w:hAnsi="Roboto"/>
-          <w:sz w:val="24"/>
-          <w:szCs w:val="24"/>
-        </w:rPr>
-      </w:pPr>
-      <w:r>
-        <w:rPr>
-          <w:rFonts w:ascii="Roboto" w:cs="Roboto" w:eastAsia="Roboto" w:hAnsi="Roboto"/>
-          <w:sz w:val="24"/>
-          <w:szCs w:val="24"/>
-          <w:rtl w:val="0"/>
-        </w:rPr>
-        <w:t xml:space="preserve">NEwport127 </w:t>
-      </w:r>
-    </w:p>
-    <w:p>
-      <w:pPr>
-        <w:spacing w:after="240" w:before="240" w:lineRule="auto"/>
-        <w:rPr>
-          <w:rFonts w:ascii="Roboto" w:cs="Roboto" w:eastAsia="Roboto" w:hAnsi="Roboto"/>
-          <w:sz w:val="24"/>
-          <w:szCs w:val="24"/>
-        </w:rPr>
-      </w:pPr>
-      <w:r>
-        <w:rPr>
-          <w:rFonts w:ascii="Roboto" w:cs="Roboto" w:eastAsia="Roboto" w:hAnsi="Roboto"/>
-          <w:sz w:val="24"/>
-          <w:szCs w:val="24"/>
-          <w:rtl w:val="0"/>
-        </w:rPr>
-        <w:t xml:space="preserve">Trash:</w:t>
-      </w:r>
-    </w:p>
-    <w:p>
-      <w:pPr>
-        <w:numPr>
-          <w:ilvl w:val="0"/>
-          <w:numId w:val="13"/>
-        </w:numPr>
-        <w:spacing w:after="0" w:afterAutospacing="0" w:before="240" w:lineRule="auto"/>
-        <w:ind w:left="720" w:hanging="360"/>
-        <w:rPr>
-          <w:rFonts w:ascii="Roboto" w:cs="Roboto" w:eastAsia="Roboto" w:hAnsi="Roboto"/>
-          <w:sz w:val="24"/>
-          <w:szCs w:val="24"/>
-        </w:rPr>
-      </w:pPr>
-      <w:r>
-        <w:rPr>
-          <w:rFonts w:ascii="Roboto" w:cs="Roboto" w:eastAsia="Roboto" w:hAnsi="Roboto"/>
-          <w:sz w:val="24"/>
-          <w:szCs w:val="24"/>
-          <w:rtl w:val="0"/>
-        </w:rPr>
-        <w:t xml:space="preserve">Mondays/Saturdays</w:t>
-      </w:r>
-    </w:p>
-    <w:p>
-      <w:pPr>
-        <w:numPr>
-          <w:ilvl w:val="0"/>
-          <w:numId w:val="13"/>
-        </w:numPr>
-        <w:spacing w:after="0" w:afterAutospacing="0" w:before="0" w:beforeAutospacing="0" w:lineRule="auto"/>
-        <w:ind w:left="720" w:hanging="360"/>
-        <w:rPr>
-          <w:rFonts w:ascii="Roboto" w:cs="Roboto" w:eastAsia="Roboto" w:hAnsi="Roboto"/>
-          <w:sz w:val="24"/>
-          <w:szCs w:val="24"/>
-        </w:rPr>
-      </w:pPr>
-      <w:r>
-        <w:rPr>
-          <w:rFonts w:ascii="Roboto" w:cs="Roboto" w:eastAsia="Roboto" w:hAnsi="Roboto"/>
-          <w:sz w:val="24"/>
-          <w:szCs w:val="24"/>
-          <w:rtl w:val="0"/>
-        </w:rPr>
-        <w:t xml:space="preserve">Separate by food/recycle/landfill</w:t>
-      </w:r>
-    </w:p>
-    <w:p>
-      <w:pPr>
-        <w:numPr>
-          <w:ilvl w:val="0"/>
-          <w:numId w:val="13"/>
-        </w:numPr>
-        <w:spacing w:after="240" w:before="0" w:beforeAutospacing="0" w:lineRule="auto"/>
-        <w:ind w:left="720" w:hanging="360"/>
-        <w:rPr>
-          <w:rFonts w:ascii="Roboto" w:cs="Roboto" w:eastAsia="Roboto" w:hAnsi="Roboto"/>
-          <w:sz w:val="24"/>
-          <w:szCs w:val="24"/>
-        </w:rPr>
-      </w:pPr>
-      <w:r>
-        <w:rPr>
-          <w:rFonts w:ascii="Roboto" w:cs="Roboto" w:eastAsia="Roboto" w:hAnsi="Roboto"/>
-          <w:sz w:val="24"/>
-          <w:szCs w:val="24"/>
-          <w:rtl w:val="0"/>
-        </w:rPr>
-        <w:t xml:space="preserve">For extra trash, need to meet garbage man when he comes and he will take extra.  </w:t>
-      </w:r>
-    </w:p>
-    <w:p>
-      <w:pPr>
-        <w:spacing w:after="30" w:before="30" w:lineRule="auto"/>
-        <w:rPr>
-          <w:rFonts w:ascii="Roboto" w:cs="Roboto" w:eastAsia="Roboto" w:hAnsi="Roboto"/>
-          <w:sz w:val="24"/>
-          <w:szCs w:val="24"/>
-        </w:rPr>
-      </w:pPr>
-      <w:r>
-        <w:rPr>
-          <w:rtl w:val="0"/>
-        </w:rPr>
-      </w:r>
-    </w:p>
-    <w:p>
-      <w:pPr>
-        <w:numPr>
-          <w:ilvl w:val="0"/>
-          <w:numId w:val="14"/>
-        </w:numPr>
-        <w:spacing w:after="240" w:before="240" w:lineRule="auto"/>
-        <w:ind w:left="720" w:hanging="360"/>
-        <w:rPr>
-          <w:rFonts w:ascii="Roboto" w:cs="Roboto" w:eastAsia="Roboto" w:hAnsi="Roboto"/>
-          <w:color w:val="ff0000"/>
-          <w:sz w:val="24"/>
-          <w:szCs w:val="24"/>
-          <w:u w:val="none"/>
-        </w:rPr>
-      </w:pPr>
-      <w:r>
-        <w:rPr>
-          <w:rtl w:val="0"/>
-        </w:rPr>
-      </w:r>
-    </w:p>
-    <w:p>
-      <w:pPr>
-        <w:spacing w:after="240" w:before="240" w:lineRule="auto"/>
-        <w:ind w:left="0" w:firstLine="0"/>
-        <w:rPr/>
-      </w:pPr>
-      <w:r>
-        <w:rPr>
-          <w:rtl w:val="0"/>
-        </w:rPr>
-      </w:r>
-    </w:p>
-    <w:p>
-      <w:pPr>
-        <w:pStyle w:val="Heading1"/>
-        <w:keepNext w:val="0"/>
-        <w:keepLines w:val="0"/>
-        <w:shd w:fill="ffffff" w:val="clear"/>
-        <w:spacing w:after="80" w:lineRule="auto"/>
-        <w:rPr/>
-      </w:pPr>
-      <w:bookmarkStart w:colFirst="0" w:colLast="0" w:name="_wimg2tg1mtmp" w:id="2"/>
-      <w:bookmarkEnd w:id="2"/>
-      <w:r>
-        <w:rPr>
-          <w:rtl w:val="0"/>
-        </w:rPr>
-        <w:t xml:space="preserve">Restock strategy:</w:t>
-      </w:r>
-    </w:p>
-    <w:p>
-      <w:pPr>
-        <w:numPr>
-          <w:ilvl w:val="0"/>
-          <w:numId w:val="2"/>
-        </w:numPr>
-        <w:ind w:left="720" w:hanging="360"/>
-        <w:rPr>
-          <w:u w:val="none"/>
-        </w:rPr>
-      </w:pPr>
-      <w:r>
-        <w:rPr>
-          <w:rtl w:val="0"/>
-        </w:rPr>
-        <w:t xml:space="preserve">W&amp;G? </w:t>
-      </w:r>
-    </w:p>
-    <w:p>
-      <w:pPr>
-        <w:numPr>
-          <w:ilvl w:val="0"/>
-          <w:numId w:val="2"/>
-        </w:numPr>
-        <w:ind w:left="720" w:hanging="360"/>
-        <w:rPr>
-          <w:u w:val="none"/>
-        </w:rPr>
-      </w:pPr>
-      <w:r>
-        <w:rPr>
-          <w:rtl w:val="0"/>
-        </w:rPr>
-        <w:t xml:space="preserve">Any special items different to our standard? </w:t>
-      </w:r>
-      <w:r>
-        <w:rPr>
-          <w:rtl w:val="0"/>
-        </w:rPr>
-      </w:r>
-    </w:p>
-    <w:p>
-      <w:pPr>
-        <w:pStyle w:val="Heading1"/>
-        <w:keepNext w:val="0"/>
-        <w:keepLines w:val="0"/>
-        <w:shd w:fill="ffffff" w:val="clear"/>
-        <w:spacing w:after="80" w:lineRule="auto"/>
         <w:rPr>
           <w:rFonts w:ascii="Roboto" w:cs="Roboto" w:eastAsia="Roboto" w:hAnsi="Roboto"/>
           <w:b w:val="1"/>
@@ -1312,623 +2189,74 @@
           <w:szCs w:val="24"/>
         </w:rPr>
       </w:pPr>
-      <w:bookmarkStart w:colFirst="0" w:colLast="0" w:name="_z33f7tdg212s" w:id="3"/>
-      <w:bookmarkEnd w:id="3"/>
-      <w:r>
-        <w:rPr>
-          <w:rtl w:val="0"/>
-        </w:rPr>
-        <w:t xml:space="preserve">Guest Access</w:t>
-      </w:r>
-      <w:r>
-        <w:rPr>
-          <w:rtl w:val="0"/>
-        </w:rPr>
-      </w:r>
-    </w:p>
-    <w:p>
-      <w:pPr>
-        <w:numPr>
-          <w:ilvl w:val="0"/>
-          <w:numId w:val="11"/>
-        </w:numPr>
-        <w:shd w:fill="ffffff" w:val="clear"/>
-        <w:spacing w:after="0" w:afterAutospacing="0" w:before="240" w:lineRule="auto"/>
-        <w:ind w:left="720" w:hanging="360"/>
-        <w:rPr>
-          <w:rFonts w:ascii="Roboto" w:cs="Roboto" w:eastAsia="Roboto" w:hAnsi="Roboto"/>
-          <w:sz w:val="24"/>
-          <w:szCs w:val="24"/>
-        </w:rPr>
-      </w:pPr>
-      <w:r>
-        <w:rPr>
-          <w:rFonts w:ascii="Roboto" w:cs="Roboto" w:eastAsia="Roboto" w:hAnsi="Roboto"/>
-          <w:b w:val="1"/>
-          <w:sz w:val="24"/>
-          <w:szCs w:val="24"/>
-          <w:rtl w:val="0"/>
-        </w:rPr>
-        <w:t xml:space="preserve">Access Code:</w:t>
-      </w:r>
-    </w:p>
-    <w:p>
-      <w:pPr>
-        <w:numPr>
-          <w:ilvl w:val="1"/>
-          <w:numId w:val="11"/>
-        </w:numPr>
-        <w:shd w:fill="ffffff" w:val="clear"/>
-        <w:spacing w:after="0" w:afterAutospacing="0" w:before="0" w:beforeAutospacing="0" w:lineRule="auto"/>
-        <w:ind w:left="1440" w:hanging="360"/>
-        <w:rPr>
-          <w:rFonts w:ascii="Roboto" w:cs="Roboto" w:eastAsia="Roboto" w:hAnsi="Roboto"/>
-          <w:sz w:val="24"/>
-          <w:szCs w:val="24"/>
-        </w:rPr>
-      </w:pPr>
-      <w:r>
-        <w:rPr>
-          <w:rFonts w:ascii="Roboto" w:cs="Roboto" w:eastAsia="Roboto" w:hAnsi="Roboto"/>
-          <w:b w:val="1"/>
-          <w:sz w:val="24"/>
-          <w:szCs w:val="24"/>
-          <w:rtl w:val="0"/>
-        </w:rPr>
-        <w:t xml:space="preserve">Schlage Smart Lock:</w:t>
-      </w:r>
-      <w:r>
-        <w:rPr>
-          <w:rFonts w:ascii="Roboto" w:cs="Roboto" w:eastAsia="Roboto" w:hAnsi="Roboto"/>
-          <w:sz w:val="24"/>
-          <w:szCs w:val="24"/>
-          <w:rtl w:val="0"/>
-        </w:rPr>
-        <w:t xml:space="preserve"> A unique code generated for each guest (access Smartlock in Hospitable “Devices”)</w:t>
-      </w:r>
-    </w:p>
-    <w:p>
-      <w:pPr>
-        <w:numPr>
-          <w:ilvl w:val="1"/>
-          <w:numId w:val="11"/>
-        </w:numPr>
-        <w:shd w:fill="ffffff" w:val="clear"/>
-        <w:spacing w:after="0" w:afterAutospacing="0" w:before="0" w:beforeAutospacing="0" w:lineRule="auto"/>
-        <w:ind w:left="1440" w:hanging="360"/>
-        <w:rPr>
-          <w:rFonts w:ascii="Roboto" w:cs="Roboto" w:eastAsia="Roboto" w:hAnsi="Roboto"/>
-          <w:sz w:val="24"/>
-          <w:szCs w:val="24"/>
-        </w:rPr>
-      </w:pPr>
-      <w:r>
-        <w:rPr>
-          <w:rFonts w:ascii="Roboto" w:cs="Roboto" w:eastAsia="Roboto" w:hAnsi="Roboto"/>
-          <w:b w:val="1"/>
-          <w:sz w:val="24"/>
-          <w:szCs w:val="24"/>
-          <w:rtl w:val="0"/>
-        </w:rPr>
-        <w:t xml:space="preserve">Backup Key / Lock out strategy:</w:t>
-      </w:r>
-    </w:p>
-    <w:p>
-      <w:pPr>
-        <w:numPr>
-          <w:ilvl w:val="2"/>
-          <w:numId w:val="11"/>
-        </w:numPr>
-        <w:shd w:fill="ffffff" w:val="clear"/>
-        <w:spacing w:after="0" w:afterAutospacing="0" w:before="0" w:beforeAutospacing="0" w:lineRule="auto"/>
-        <w:ind w:left="2160" w:hanging="360"/>
-        <w:rPr>
-          <w:rFonts w:ascii="Roboto" w:cs="Roboto" w:eastAsia="Roboto" w:hAnsi="Roboto"/>
-          <w:sz w:val="24"/>
-          <w:szCs w:val="24"/>
-        </w:rPr>
-      </w:pPr>
-      <w:r>
-        <w:rPr>
-          <w:rFonts w:ascii="Roboto" w:cs="Roboto" w:eastAsia="Roboto" w:hAnsi="Roboto"/>
-          <w:sz w:val="24"/>
-          <w:szCs w:val="24"/>
-          <w:rtl w:val="0"/>
-        </w:rPr>
-        <w:t xml:space="preserve">XXX</w:t>
-      </w:r>
-      <w:r>
-        <w:rPr>
-          <w:rtl w:val="0"/>
-        </w:rPr>
-      </w:r>
-    </w:p>
-    <w:p>
-      <w:pPr>
-        <w:numPr>
-          <w:ilvl w:val="0"/>
-          <w:numId w:val="11"/>
-        </w:numPr>
-        <w:shd w:fill="ffffff" w:val="clear"/>
-        <w:spacing w:after="0" w:afterAutospacing="0" w:before="0" w:beforeAutospacing="0" w:lineRule="auto"/>
-        <w:ind w:left="720" w:hanging="360"/>
-        <w:rPr>
-          <w:rFonts w:ascii="Roboto" w:cs="Roboto" w:eastAsia="Roboto" w:hAnsi="Roboto"/>
-          <w:sz w:val="24"/>
-          <w:szCs w:val="24"/>
-        </w:rPr>
-      </w:pPr>
-      <w:r>
-        <w:rPr>
-          <w:rFonts w:ascii="Roboto" w:cs="Roboto" w:eastAsia="Roboto" w:hAnsi="Roboto"/>
-          <w:b w:val="1"/>
-          <w:sz w:val="24"/>
-          <w:szCs w:val="24"/>
-          <w:rtl w:val="0"/>
-        </w:rPr>
-        <w:t xml:space="preserve">Garage access: </w:t>
-      </w:r>
-    </w:p>
-    <w:p>
-      <w:pPr>
-        <w:numPr>
-          <w:ilvl w:val="1"/>
-          <w:numId w:val="11"/>
-        </w:numPr>
-        <w:shd w:fill="ffffff" w:val="clear"/>
-        <w:spacing w:after="0" w:afterAutospacing="0" w:before="0" w:beforeAutospacing="0" w:lineRule="auto"/>
-        <w:ind w:left="1440" w:hanging="360"/>
-        <w:rPr>
-          <w:rFonts w:ascii="Roboto" w:cs="Roboto" w:eastAsia="Roboto" w:hAnsi="Roboto"/>
-          <w:sz w:val="24"/>
-          <w:szCs w:val="24"/>
-        </w:rPr>
-      </w:pPr>
-      <w:r>
-        <w:rPr>
-          <w:rFonts w:ascii="Roboto" w:cs="Roboto" w:eastAsia="Roboto" w:hAnsi="Roboto"/>
-          <w:sz w:val="24"/>
-          <w:szCs w:val="24"/>
-          <w:rtl w:val="0"/>
-        </w:rPr>
-        <w:t xml:space="preserve">xxx</w:t>
-      </w:r>
-    </w:p>
-    <w:p>
-      <w:pPr>
-        <w:numPr>
-          <w:ilvl w:val="0"/>
-          <w:numId w:val="11"/>
-        </w:numPr>
-        <w:shd w:fill="ffffff" w:val="clear"/>
-        <w:spacing w:after="240" w:before="0" w:beforeAutospacing="0" w:lineRule="auto"/>
-        <w:ind w:left="720" w:hanging="360"/>
-        <w:rPr>
-          <w:rFonts w:ascii="Roboto" w:cs="Roboto" w:eastAsia="Roboto" w:hAnsi="Roboto"/>
-          <w:sz w:val="24"/>
-          <w:szCs w:val="24"/>
-        </w:rPr>
-      </w:pPr>
-      <w:r>
-        <w:rPr>
-          <w:rFonts w:ascii="Roboto" w:cs="Roboto" w:eastAsia="Roboto" w:hAnsi="Roboto"/>
-          <w:b w:val="1"/>
-          <w:sz w:val="24"/>
-          <w:szCs w:val="24"/>
-          <w:rtl w:val="0"/>
-        </w:rPr>
-        <w:t xml:space="preserve">Cleaning closet:</w:t>
-      </w:r>
-      <w:r>
-        <w:rPr>
-          <w:rtl w:val="0"/>
-        </w:rPr>
-      </w:r>
-    </w:p>
-    <w:p>
-      <w:pPr>
-        <w:shd w:fill="ffffff" w:val="clear"/>
-        <w:spacing w:after="240" w:before="240" w:lineRule="auto"/>
-        <w:rPr>
-          <w:rFonts w:ascii="Roboto" w:cs="Roboto" w:eastAsia="Roboto" w:hAnsi="Roboto"/>
-          <w:color w:val="7b848a"/>
-          <w:sz w:val="24"/>
-          <w:szCs w:val="24"/>
-        </w:rPr>
-      </w:pPr>
-      <w:r>
-        <w:rPr>
-          <w:rtl w:val="0"/>
-        </w:rPr>
-      </w:r>
-    </w:p>
-    <w:p>
-      <w:pPr>
-        <w:pStyle w:val="Heading1"/>
-        <w:keepNext w:val="0"/>
-        <w:keepLines w:val="0"/>
-        <w:shd w:fill="ffffff" w:val="clear"/>
-        <w:spacing w:after="80" w:lineRule="auto"/>
+      <w:r>
+        <w:rPr>
+          <w:rtl w:val="0"/>
+        </w:rPr>
+      </w:r>
+    </w:p>
+    <w:p>
+      <w:pPr>
+        <w:pStyle w:val="Heading3"/>
         <w:rPr/>
       </w:pPr>
-      <w:bookmarkStart w:colFirst="0" w:colLast="0" w:name="_a93jybac0rcb" w:id="4"/>
-      <w:bookmarkEnd w:id="4"/>
-      <w:r>
-        <w:rPr>
-          <w:rtl w:val="0"/>
-        </w:rPr>
-        <w:t xml:space="preserve">Wi-Fi Information</w:t>
-      </w:r>
-    </w:p>
-    <w:p>
-      <w:pPr>
-        <w:numPr>
-          <w:ilvl w:val="0"/>
-          <w:numId w:val="9"/>
-        </w:numPr>
-        <w:shd w:fill="ffffff" w:val="clear"/>
-        <w:spacing w:after="0" w:afterAutospacing="0" w:before="240" w:lineRule="auto"/>
-        <w:ind w:left="720" w:hanging="360"/>
-        <w:rPr>
-          <w:rFonts w:ascii="Roboto" w:cs="Roboto" w:eastAsia="Roboto" w:hAnsi="Roboto"/>
-          <w:sz w:val="24"/>
-          <w:szCs w:val="24"/>
-        </w:rPr>
-      </w:pPr>
-      <w:r>
-        <w:rPr>
-          <w:rFonts w:ascii="Roboto" w:cs="Roboto" w:eastAsia="Roboto" w:hAnsi="Roboto"/>
-          <w:b w:val="1"/>
-          <w:sz w:val="24"/>
-          <w:szCs w:val="24"/>
-          <w:rtl w:val="0"/>
-        </w:rPr>
-        <w:t xml:space="preserve">Network Name:</w:t>
-      </w:r>
-      <w:r>
-        <w:rPr>
-          <w:rFonts w:ascii="Roboto" w:cs="Roboto" w:eastAsia="Roboto" w:hAnsi="Roboto"/>
-          <w:sz w:val="24"/>
-          <w:szCs w:val="24"/>
-          <w:rtl w:val="0"/>
-        </w:rPr>
-        <w:t xml:space="preserve"> XX</w:t>
-      </w:r>
-    </w:p>
-    <w:p>
-      <w:pPr>
-        <w:numPr>
-          <w:ilvl w:val="0"/>
-          <w:numId w:val="9"/>
-        </w:numPr>
-        <w:shd w:fill="ffffff" w:val="clear"/>
-        <w:spacing w:after="0" w:afterAutospacing="0" w:before="0" w:beforeAutospacing="0" w:lineRule="auto"/>
-        <w:ind w:left="720" w:hanging="360"/>
-        <w:rPr>
-          <w:rFonts w:ascii="Roboto" w:cs="Roboto" w:eastAsia="Roboto" w:hAnsi="Roboto"/>
-          <w:sz w:val="24"/>
-          <w:szCs w:val="24"/>
-        </w:rPr>
-      </w:pPr>
-      <w:r>
-        <w:rPr>
-          <w:rFonts w:ascii="Roboto" w:cs="Roboto" w:eastAsia="Roboto" w:hAnsi="Roboto"/>
-          <w:b w:val="1"/>
-          <w:sz w:val="24"/>
-          <w:szCs w:val="24"/>
-          <w:rtl w:val="0"/>
-        </w:rPr>
-        <w:t xml:space="preserve">Password:</w:t>
-      </w:r>
-      <w:r>
-        <w:rPr>
-          <w:rFonts w:ascii="Roboto" w:cs="Roboto" w:eastAsia="Roboto" w:hAnsi="Roboto"/>
-          <w:sz w:val="24"/>
-          <w:szCs w:val="24"/>
-          <w:rtl w:val="0"/>
-        </w:rPr>
-        <w:t xml:space="preserve"> XX</w:t>
-      </w:r>
-    </w:p>
-    <w:p>
-      <w:pPr>
-        <w:numPr>
-          <w:ilvl w:val="0"/>
-          <w:numId w:val="9"/>
-        </w:numPr>
-        <w:shd w:fill="ffffff" w:val="clear"/>
-        <w:spacing w:after="0" w:afterAutospacing="0" w:before="0" w:beforeAutospacing="0" w:lineRule="auto"/>
-        <w:ind w:left="720" w:hanging="360"/>
-        <w:rPr>
-          <w:rFonts w:ascii="Roboto" w:cs="Roboto" w:eastAsia="Roboto" w:hAnsi="Roboto"/>
-          <w:sz w:val="24"/>
-          <w:szCs w:val="24"/>
-        </w:rPr>
-      </w:pPr>
-      <w:r>
-        <w:rPr>
-          <w:rFonts w:ascii="Roboto" w:cs="Roboto" w:eastAsia="Roboto" w:hAnsi="Roboto"/>
-          <w:b w:val="1"/>
-          <w:sz w:val="24"/>
-          <w:szCs w:val="24"/>
-          <w:rtl w:val="0"/>
-        </w:rPr>
-        <w:t xml:space="preserve">Notes:</w:t>
-      </w:r>
-    </w:p>
-    <w:p>
-      <w:pPr>
-        <w:numPr>
-          <w:ilvl w:val="1"/>
-          <w:numId w:val="9"/>
-        </w:numPr>
-        <w:shd w:fill="ffffff" w:val="clear"/>
-        <w:spacing w:after="0" w:afterAutospacing="0" w:before="0" w:beforeAutospacing="0" w:lineRule="auto"/>
-        <w:ind w:left="1440" w:hanging="360"/>
-        <w:rPr>
-          <w:rFonts w:ascii="Roboto" w:cs="Roboto" w:eastAsia="Roboto" w:hAnsi="Roboto"/>
-          <w:color w:val="7b848a"/>
-          <w:sz w:val="24"/>
-          <w:szCs w:val="24"/>
-        </w:rPr>
-      </w:pPr>
-      <w:r>
-        <w:rPr>
-          <w:rFonts w:ascii="Roboto" w:cs="Roboto" w:eastAsia="Roboto" w:hAnsi="Roboto"/>
-          <w:sz w:val="24"/>
-          <w:szCs w:val="24"/>
-          <w:rtl w:val="0"/>
-        </w:rPr>
-        <w:t xml:space="preserve">Internet provider </w:t>
-      </w:r>
-      <w:r>
-        <w:rPr>
-          <w:rtl w:val="0"/>
-        </w:rPr>
-      </w:r>
-    </w:p>
-    <w:p>
-      <w:pPr>
-        <w:numPr>
-          <w:ilvl w:val="1"/>
-          <w:numId w:val="9"/>
-        </w:numPr>
-        <w:shd w:fill="ffffff" w:val="clear"/>
-        <w:spacing w:after="0" w:afterAutospacing="0" w:before="0" w:beforeAutospacing="0" w:lineRule="auto"/>
-        <w:ind w:left="1440" w:hanging="360"/>
-        <w:rPr>
-          <w:rFonts w:ascii="Roboto" w:cs="Roboto" w:eastAsia="Roboto" w:hAnsi="Roboto"/>
-          <w:color w:val="7b848a"/>
-          <w:sz w:val="24"/>
-          <w:szCs w:val="24"/>
-        </w:rPr>
-      </w:pPr>
-      <w:r>
-        <w:rPr>
-          <w:rFonts w:ascii="Roboto" w:cs="Roboto" w:eastAsia="Roboto" w:hAnsi="Roboto"/>
-          <w:b w:val="1"/>
-          <w:sz w:val="24"/>
-          <w:szCs w:val="24"/>
-          <w:rtl w:val="0"/>
-        </w:rPr>
-        <w:t xml:space="preserve">Account Email:</w:t>
-      </w:r>
-      <w:r>
-        <w:rPr>
-          <w:rFonts w:ascii="Roboto" w:cs="Roboto" w:eastAsia="Roboto" w:hAnsi="Roboto"/>
-          <w:color w:val="7b848a"/>
-          <w:sz w:val="24"/>
-          <w:szCs w:val="24"/>
-          <w:rtl w:val="0"/>
-        </w:rPr>
-        <w:t xml:space="preserve"> </w:t>
-      </w:r>
-      <w:r>
-        <w:rPr>
-          <w:rFonts w:ascii="Roboto" w:cs="Roboto" w:eastAsia="Roboto" w:hAnsi="Roboto"/>
-          <w:sz w:val="24"/>
-          <w:szCs w:val="24"/>
-          <w:rtl w:val="0"/>
-        </w:rPr>
-        <w:t xml:space="preserve">XX</w:t>
-      </w:r>
-      <w:r>
-        <w:rPr>
-          <w:rtl w:val="0"/>
-        </w:rPr>
-      </w:r>
-    </w:p>
-    <w:p>
-      <w:pPr>
-        <w:numPr>
-          <w:ilvl w:val="1"/>
-          <w:numId w:val="9"/>
-        </w:numPr>
-        <w:shd w:fill="ffffff" w:val="clear"/>
-        <w:spacing w:after="240" w:before="0" w:beforeAutospacing="0" w:lineRule="auto"/>
-        <w:ind w:left="1440" w:hanging="360"/>
-        <w:rPr>
-          <w:rFonts w:ascii="Roboto" w:cs="Roboto" w:eastAsia="Roboto" w:hAnsi="Roboto"/>
-          <w:sz w:val="24"/>
-          <w:szCs w:val="24"/>
-        </w:rPr>
-      </w:pPr>
-      <w:r>
-        <w:rPr>
-          <w:rFonts w:ascii="Roboto" w:cs="Roboto" w:eastAsia="Roboto" w:hAnsi="Roboto"/>
-          <w:b w:val="1"/>
-          <w:sz w:val="24"/>
-          <w:szCs w:val="24"/>
-          <w:rtl w:val="0"/>
-        </w:rPr>
-        <w:t xml:space="preserve">Account Number:</w:t>
-      </w:r>
-      <w:r>
-        <w:rPr>
-          <w:rFonts w:ascii="Roboto" w:cs="Roboto" w:eastAsia="Roboto" w:hAnsi="Roboto"/>
-          <w:sz w:val="24"/>
-          <w:szCs w:val="24"/>
-          <w:rtl w:val="0"/>
-        </w:rPr>
-        <w:t xml:space="preserve"> XX</w:t>
-      </w:r>
-    </w:p>
-    <w:p>
-      <w:pPr>
-        <w:shd w:fill="ffffff" w:val="clear"/>
-        <w:spacing w:after="240" w:before="240" w:lineRule="auto"/>
-        <w:rPr>
-          <w:rFonts w:ascii="Roboto" w:cs="Roboto" w:eastAsia="Roboto" w:hAnsi="Roboto"/>
-          <w:color w:val="7b848a"/>
-          <w:sz w:val="24"/>
-          <w:szCs w:val="24"/>
-        </w:rPr>
-      </w:pPr>
-      <w:r>
-        <w:rPr>
-          <w:rtl w:val="0"/>
-        </w:rPr>
-      </w:r>
-    </w:p>
-    <w:p>
-      <w:pPr>
-        <w:pStyle w:val="Heading1"/>
-        <w:keepNext w:val="0"/>
-        <w:keepLines w:val="0"/>
-        <w:shd w:fill="ffffff" w:val="clear"/>
-        <w:spacing w:after="80" w:lineRule="auto"/>
+      <w:bookmarkStart w:colFirst="0" w:colLast="0" w:name="_wp3q7i4nc9zl" w:id="6"/>
+      <w:bookmarkEnd w:id="6"/>
+      <w:r>
+        <w:rPr>
+          <w:rtl w:val="0"/>
+        </w:rPr>
+        <w:t xml:space="preserve">AC</w:t>
+      </w:r>
+    </w:p>
+    <w:p>
+      <w:pPr>
+        <w:rPr>
+          <w:sz w:val="20"/>
+          <w:szCs w:val="20"/>
+        </w:rPr>
+      </w:pPr>
+      <w:r>
+        <w:rPr>
+          <w:rtl w:val="0"/>
+        </w:rPr>
+      </w:r>
+    </w:p>
+    <w:p>
+      <w:pPr>
+        <w:rPr>
+          <w:sz w:val="20"/>
+          <w:szCs w:val="20"/>
+        </w:rPr>
+      </w:pPr>
+      <w:r>
+        <w:rPr>
+          <w:sz w:val="20"/>
+          <w:szCs w:val="20"/>
+          <w:rtl w:val="0"/>
+        </w:rPr>
+        <w:t xml:space="preserve">Air conditioning situation: </w:t>
+      </w:r>
+    </w:p>
+    <w:p>
+      <w:pPr>
+        <w:rPr>
+          <w:sz w:val="20"/>
+          <w:szCs w:val="20"/>
+        </w:rPr>
+      </w:pPr>
+      <w:r>
+        <w:rPr>
+          <w:sz w:val="20"/>
+          <w:szCs w:val="20"/>
+          <w:rtl w:val="0"/>
+        </w:rPr>
+        <w:t xml:space="preserve">As of October 2024, Inside 3 bedroom there are 2 large AC units and 1 small Ac unit. All 3 units are stored in bedroom closets upstairs. No units are in the studio. And I am unsure of what is in the 2 bedroom. </w:t>
+      </w:r>
+    </w:p>
+    <w:p>
+      <w:pPr>
         <w:rPr/>
-      </w:pPr>
-      <w:bookmarkStart w:colFirst="0" w:colLast="0" w:name="_ktacufr28mb9" w:id="5"/>
-      <w:bookmarkEnd w:id="5"/>
-      <w:r>
-        <w:rPr>
-          <w:rtl w:val="0"/>
-        </w:rPr>
-        <w:t xml:space="preserve">House</w:t>
-      </w:r>
-      <w:r>
-        <w:rPr>
-          <w:rtl w:val="0"/>
-        </w:rPr>
-        <w:t xml:space="preserve"> Notes</w:t>
-      </w:r>
-    </w:p>
-    <w:p>
-      <w:pPr>
-        <w:pStyle w:val="Heading3"/>
-        <w:shd w:fill="ffffff" w:val="clear"/>
-        <w:spacing w:after="240" w:before="240" w:lineRule="auto"/>
-        <w:ind w:left="0" w:firstLine="0"/>
-        <w:rPr>
-          <w:color w:val="000000"/>
-        </w:rPr>
-      </w:pPr>
-      <w:bookmarkStart w:colFirst="0" w:colLast="0" w:name="_3w87iifq4mgx" w:id="6"/>
-      <w:bookmarkEnd w:id="6"/>
-      <w:r>
-        <w:rPr>
-          <w:rtl w:val="0"/>
-        </w:rPr>
-        <w:t xml:space="preserve">Guest Guide</w:t>
-      </w:r>
-      <w:r>
-        <w:rPr>
-          <w:rtl w:val="0"/>
-        </w:rPr>
-      </w:r>
-    </w:p>
-    <w:p>
-      <w:pPr>
-        <w:numPr>
-          <w:ilvl w:val="0"/>
-          <w:numId w:val="12"/>
-        </w:numPr>
-        <w:shd w:fill="ffffff" w:val="clear"/>
-        <w:spacing w:after="0" w:afterAutospacing="0" w:before="240" w:lineRule="auto"/>
-        <w:ind w:left="720" w:hanging="360"/>
-        <w:rPr/>
-      </w:pPr>
-      <w:r>
-        <w:rPr>
-          <w:rtl w:val="0"/>
-        </w:rPr>
-        <w:t xml:space="preserve">XX</w:t>
-      </w:r>
-      <w:r>
-        <w:rPr>
-          <w:rtl w:val="0"/>
-        </w:rPr>
-      </w:r>
-    </w:p>
-    <w:p>
-      <w:pPr>
-        <w:numPr>
-          <w:ilvl w:val="0"/>
-          <w:numId w:val="12"/>
-        </w:numPr>
-        <w:shd w:fill="ffffff" w:val="clear"/>
-        <w:spacing w:after="240" w:before="0" w:beforeAutospacing="0" w:lineRule="auto"/>
-        <w:ind w:left="720" w:hanging="360"/>
-        <w:rPr>
-          <w:rFonts w:ascii="Roboto" w:cs="Roboto" w:eastAsia="Roboto" w:hAnsi="Roboto"/>
-          <w:sz w:val="24"/>
-          <w:szCs w:val="24"/>
-        </w:rPr>
-      </w:pPr>
-      <w:r>
-        <w:rPr>
-          <w:rFonts w:ascii="Roboto" w:cs="Roboto" w:eastAsia="Roboto" w:hAnsi="Roboto"/>
-          <w:b w:val="1"/>
-          <w:sz w:val="24"/>
-          <w:szCs w:val="24"/>
-          <w:rtl w:val="0"/>
-        </w:rPr>
-        <w:t xml:space="preserve">Guest Messaging Guide:</w:t>
-      </w:r>
-      <w:hyperlink r:id="rId10">
-        <w:r>
-          <w:rPr>
-            <w:rFonts w:ascii="Roboto" w:cs="Roboto" w:eastAsia="Roboto" w:hAnsi="Roboto"/>
-            <w:color w:val="7b848a"/>
-            <w:sz w:val="24"/>
-            <w:szCs w:val="24"/>
-            <w:rtl w:val="0"/>
-          </w:rPr>
-          <w:t xml:space="preserve"> </w:t>
-        </w:r>
-      </w:hyperlink>
-      <w:hyperlink r:id="rId11">
-        <w:r>
-          <w:rPr>
-            <w:rFonts w:ascii="Roboto" w:cs="Roboto" w:eastAsia="Roboto" w:hAnsi="Roboto"/>
-            <w:color w:val="1155cc"/>
-            <w:sz w:val="24"/>
-            <w:szCs w:val="24"/>
-            <w:u w:val="single"/>
-            <w:rtl w:val="0"/>
-          </w:rPr>
-          <w:t xml:space="preserve">Google Doc Link</w:t>
-        </w:r>
-      </w:hyperlink>
-      <w:r>
-        <w:rPr>
-          <w:rtl w:val="0"/>
-        </w:rPr>
-      </w:r>
-    </w:p>
-    <w:p>
-      <w:pPr>
-        <w:shd w:fill="ffffff" w:val="clear"/>
-        <w:spacing w:after="240" w:before="240" w:lineRule="auto"/>
-        <w:ind w:left="0" w:firstLine="0"/>
-        <w:rPr>
-          <w:rFonts w:ascii="Roboto" w:cs="Roboto" w:eastAsia="Roboto" w:hAnsi="Roboto"/>
-          <w:b w:val="1"/>
-          <w:color w:val="7b848a"/>
-          <w:sz w:val="24"/>
-          <w:szCs w:val="24"/>
-        </w:rPr>
       </w:pPr>
       <w:r>
         <w:rPr>
@@ -2193,12 +2521,43 @@
         <w:rPr>
           <w:rtl w:val="0"/>
         </w:rPr>
-        <w:t xml:space="preserve">Breaker box is located ________</w:t>
-      </w:r>
-      <w:r>
-        <w:rPr>
-          <w:rtl w:val="0"/>
-        </w:rPr>
+        <w:t xml:space="preserve">2 bedroom: Located in the hallway</w:t>
+      </w:r>
+    </w:p>
+    <w:p>
+      <w:pPr>
+        <w:numPr>
+          <w:ilvl w:val="0"/>
+          <w:numId w:val="4"/>
+        </w:numPr>
+        <w:ind w:left="720" w:hanging="360"/>
+        <w:rPr>
+          <w:u w:val="none"/>
+        </w:rPr>
+      </w:pPr>
+      <w:r>
+        <w:rPr>
+          <w:rtl w:val="0"/>
+        </w:rPr>
+        <w:t xml:space="preserve">3 bedroom: Located in the hallway upstairs</w:t>
+      </w:r>
+    </w:p>
+    <w:p>
+      <w:pPr>
+        <w:numPr>
+          <w:ilvl w:val="0"/>
+          <w:numId w:val="4"/>
+        </w:numPr>
+        <w:ind w:left="720" w:hanging="360"/>
+        <w:rPr>
+          <w:u w:val="none"/>
+        </w:rPr>
+      </w:pPr>
+      <w:r>
+        <w:rPr>
+          <w:rtl w:val="0"/>
+        </w:rPr>
+        <w:t xml:space="preserve">Studio: </w:t>
       </w:r>
     </w:p>
     <w:p>
@@ -2240,7 +2599,7 @@
       <w:pPr>
         <w:numPr>
           <w:ilvl w:val="0"/>
-          <w:numId w:val="3"/>
+          <w:numId w:val="2"/>
         </w:numPr>
         <w:ind w:left="720" w:hanging="360"/>
         <w:rPr>
@@ -2258,7 +2617,7 @@
       <w:pPr>
         <w:numPr>
           <w:ilvl w:val="0"/>
-          <w:numId w:val="3"/>
+          <w:numId w:val="2"/>
         </w:numPr>
         <w:ind w:left="720" w:hanging="360"/>
         <w:rPr>
@@ -2629,7 +2988,7 @@
       <w:pPr>
         <w:numPr>
           <w:ilvl w:val="0"/>
-          <w:numId w:val="15"/>
+          <w:numId w:val="14"/>
         </w:numPr>
         <w:ind w:left="720" w:hanging="360"/>
         <w:rPr/>
@@ -2645,7 +3004,7 @@
       <w:pPr>
         <w:numPr>
           <w:ilvl w:val="0"/>
-          <w:numId w:val="15"/>
+          <w:numId w:val="14"/>
         </w:numPr>
         <w:ind w:left="720" w:hanging="360"/>
         <w:rPr>
@@ -2663,7 +3022,7 @@
       <w:pPr>
         <w:numPr>
           <w:ilvl w:val="0"/>
-          <w:numId w:val="15"/>
+          <w:numId w:val="14"/>
         </w:numPr>
         <w:ind w:left="720" w:hanging="360"/>
         <w:rPr>
@@ -2759,7 +3118,7 @@
       <w:pPr>
         <w:numPr>
           <w:ilvl w:val="1"/>
-          <w:numId w:val="12"/>
+          <w:numId w:val="11"/>
         </w:numPr>
         <w:shd w:fill="ffffff" w:val="clear"/>
         <w:spacing w:after="0" w:afterAutospacing="0" w:before="240" w:lineRule="auto"/>
@@ -2794,7 +3153,7 @@
       <w:pPr>
         <w:numPr>
           <w:ilvl w:val="1"/>
-          <w:numId w:val="12"/>
+          <w:numId w:val="11"/>
         </w:numPr>
         <w:shd w:fill="ffffff" w:val="clear"/>
         <w:spacing w:after="0" w:afterAutospacing="0" w:before="0" w:beforeAutospacing="0" w:lineRule="auto"/>
@@ -2829,7 +3188,7 @@
       <w:pPr>
         <w:numPr>
           <w:ilvl w:val="1"/>
-          <w:numId w:val="12"/>
+          <w:numId w:val="11"/>
         </w:numPr>
         <w:shd w:fill="ffffff" w:val="clear"/>
         <w:spacing w:after="240" w:before="0" w:beforeAutospacing="0" w:lineRule="auto"/>
@@ -4655,7 +5014,7 @@
     <w:lvl w:ilvl="3">
       <w:start w:val="1"/>
       <w:numFmt w:val="bullet"/>
-      <w:lvlText w:val="■"/>
+      <w:lvlText w:val="●"/>
       <w:lvlJc w:val="left"/>
       <w:pPr>
         <w:ind w:left="2880" w:hanging="360"/>
@@ -4851,7 +5210,7 @@
     <w:lvl w:ilvl="1">
       <w:start w:val="1"/>
       <w:numFmt w:val="bullet"/>
-      <w:lvlText w:val="○"/>
+      <w:lvlText w:val="●"/>
       <w:lvlJc w:val="left"/>
       <w:pPr>
         <w:ind w:left="1440" w:hanging="360"/>
@@ -4863,7 +5222,7 @@
     <w:lvl w:ilvl="2">
       <w:start w:val="1"/>
       <w:numFmt w:val="bullet"/>
-      <w:lvlText w:val="■"/>
+      <w:lvlText w:val="●"/>
       <w:lvlJc w:val="left"/>
       <w:pPr>
         <w:ind w:left="2160" w:hanging="360"/>
@@ -4887,7 +5246,7 @@
     <w:lvl w:ilvl="4">
       <w:start w:val="1"/>
       <w:numFmt w:val="bullet"/>
-      <w:lvlText w:val="○"/>
+      <w:lvlText w:val="●"/>
       <w:lvlJc w:val="left"/>
       <w:pPr>
         <w:ind w:left="3600" w:hanging="360"/>
@@ -4899,7 +5258,7 @@
     <w:lvl w:ilvl="5">
       <w:start w:val="1"/>
       <w:numFmt w:val="bullet"/>
-      <w:lvlText w:val="■"/>
+      <w:lvlText w:val="●"/>
       <w:lvlJc w:val="left"/>
       <w:pPr>
         <w:ind w:left="4320" w:hanging="360"/>
@@ -4923,7 +5282,7 @@
     <w:lvl w:ilvl="7">
       <w:start w:val="1"/>
       <w:numFmt w:val="bullet"/>
-      <w:lvlText w:val="○"/>
+      <w:lvlText w:val="●"/>
       <w:lvlJc w:val="left"/>
       <w:pPr>
         <w:ind w:left="5760" w:hanging="360"/>
@@ -4935,7 +5294,7 @@
     <w:lvl w:ilvl="8">
       <w:start w:val="1"/>
       <w:numFmt w:val="bullet"/>
-      <w:lvlText w:val="■"/>
+      <w:lvlText w:val="●"/>
       <w:lvlJc w:val="left"/>
       <w:pPr>
         <w:ind w:left="6480" w:hanging="360"/>
@@ -4946,116 +5305,6 @@
     </w:lvl>
   </w:abstractNum>
   <w:abstractNum w:abstractNumId="14">
-    <w:lvl w:ilvl="0">
-      <w:start w:val="1"/>
-      <w:numFmt w:val="bullet"/>
-      <w:lvlText w:val="●"/>
-      <w:lvlJc w:val="left"/>
-      <w:pPr>
-        <w:ind w:left="720" w:hanging="360"/>
-      </w:pPr>
-      <w:rPr>
-        <w:u w:val="none"/>
-      </w:rPr>
-    </w:lvl>
-    <w:lvl w:ilvl="1">
-      <w:start w:val="1"/>
-      <w:numFmt w:val="bullet"/>
-      <w:lvlText w:val="●"/>
-      <w:lvlJc w:val="left"/>
-      <w:pPr>
-        <w:ind w:left="1440" w:hanging="360"/>
-      </w:pPr>
-      <w:rPr>
-        <w:u w:val="none"/>
-      </w:rPr>
-    </w:lvl>
-    <w:lvl w:ilvl="2">
-      <w:start w:val="1"/>
-      <w:numFmt w:val="bullet"/>
-      <w:lvlText w:val="●"/>
-      <w:lvlJc w:val="left"/>
-      <w:pPr>
-        <w:ind w:left="2160" w:hanging="360"/>
-      </w:pPr>
-      <w:rPr>
-        <w:u w:val="none"/>
-      </w:rPr>
-    </w:lvl>
-    <w:lvl w:ilvl="3">
-      <w:start w:val="1"/>
-      <w:numFmt w:val="bullet"/>
-      <w:lvlText w:val="●"/>
-      <w:lvlJc w:val="left"/>
-      <w:pPr>
-        <w:ind w:left="2880" w:hanging="360"/>
-      </w:pPr>
-      <w:rPr>
-        <w:u w:val="none"/>
-      </w:rPr>
-    </w:lvl>
-    <w:lvl w:ilvl="4">
-      <w:start w:val="1"/>
-      <w:numFmt w:val="bullet"/>
-      <w:lvlText w:val="●"/>
-      <w:lvlJc w:val="left"/>
-      <w:pPr>
-        <w:ind w:left="3600" w:hanging="360"/>
-      </w:pPr>
-      <w:rPr>
-        <w:u w:val="none"/>
-      </w:rPr>
-    </w:lvl>
-    <w:lvl w:ilvl="5">
-      <w:start w:val="1"/>
-      <w:numFmt w:val="bullet"/>
-      <w:lvlText w:val="●"/>
-      <w:lvlJc w:val="left"/>
-      <w:pPr>
-        <w:ind w:left="4320" w:hanging="360"/>
-      </w:pPr>
-      <w:rPr>
-        <w:u w:val="none"/>
-      </w:rPr>
-    </w:lvl>
-    <w:lvl w:ilvl="6">
-      <w:start w:val="1"/>
-      <w:numFmt w:val="bullet"/>
-      <w:lvlText w:val="●"/>
-      <w:lvlJc w:val="left"/>
-      <w:pPr>
-        <w:ind w:left="5040" w:hanging="360"/>
-      </w:pPr>
-      <w:rPr>
-        <w:u w:val="none"/>
-      </w:rPr>
-    </w:lvl>
-    <w:lvl w:ilvl="7">
-      <w:start w:val="1"/>
-      <w:numFmt w:val="bullet"/>
-      <w:lvlText w:val="●"/>
-      <w:lvlJc w:val="left"/>
-      <w:pPr>
-        <w:ind w:left="5760" w:hanging="360"/>
-      </w:pPr>
-      <w:rPr>
-        <w:u w:val="none"/>
-      </w:rPr>
-    </w:lvl>
-    <w:lvl w:ilvl="8">
-      <w:start w:val="1"/>
-      <w:numFmt w:val="bullet"/>
-      <w:lvlText w:val="●"/>
-      <w:lvlJc w:val="left"/>
-      <w:pPr>
-        <w:ind w:left="6480" w:hanging="360"/>
-      </w:pPr>
-      <w:rPr>
-        <w:u w:val="none"/>
-      </w:rPr>
-    </w:lvl>
-  </w:abstractNum>
-  <w:abstractNum w:abstractNumId="15">
     <w:lvl w:ilvl="0">
       <w:start w:val="1"/>
       <w:numFmt w:val="bullet"/>
@@ -5207,9 +5456,6 @@
   <w:num w:numId="14">
     <w:abstractNumId w:val="14"/>
   </w:num>
-  <w:num w:numId="15">
-    <w:abstractNumId w:val="15"/>
-  </w:num>
 </w:numbering>
 </file>
 
@@ -5234,7 +5480,7 @@
     <w:name w:val="normal"/>
   </w:style>
   <w:style w:type="table" w:styleId="TableNormal" w:default="1">
-    <w:name w:val="Table Normal"/>
+    <w:name w:val="TableNormal"/>
   </w:style>
   <w:style w:type="paragraph" w:styleId="Heading1">
     <w:name w:val="heading 1"/>
